--- a/templates/plananual/INGLÉS 1° A 5°/INGLÉS 4° - PROGRAMACIÓN ANUAL.docx
+++ b/templates/plananual/INGLÉS 1° A 5°/INGLÉS 4° - PROGRAMACIÓN ANUAL.docx
@@ -12514,6 +12514,7 @@
                 <w:szCs w:val="20"/>
               </w:rPr>
             </w:pPr>
+            <w:bookmarkStart w:id="1" w:name="_Hlk227075175"/>
             <w:r>
               <w:rPr>
                 <w:rFonts w:ascii="Arial Nova Cond" w:hAnsi="Arial Nova Cond" w:cs="Times New Roman"/>
@@ -12790,7 +12791,6 @@
           <w:tcPr>
             <w:tcW w:w="875" w:type="dxa"/>
             <w:vMerge w:val="restart"/>
-            <w:shd w:val="clear" w:color="auto" w:fill="auto"/>
             <w:vAlign w:val="center"/>
           </w:tcPr>
           <w:p>
@@ -12901,7 +12901,6 @@
         <w:tc>
           <w:tcPr>
             <w:tcW w:w="6169" w:type="dxa"/>
-            <w:shd w:val="clear" w:color="auto" w:fill="auto"/>
             <w:vAlign w:val="center"/>
           </w:tcPr>
           <w:p>
@@ -12936,7 +12935,6 @@
         <w:tc>
           <w:tcPr>
             <w:tcW w:w="2015" w:type="dxa"/>
-            <w:shd w:val="clear" w:color="auto" w:fill="auto"/>
             <w:vAlign w:val="center"/>
           </w:tcPr>
           <w:p>
@@ -12975,7 +12973,7 @@
               <w:autoSpaceDE w:val="0"/>
               <w:autoSpaceDN w:val="0"/>
               <w:adjustRightInd w:val="0"/>
-              <w:jc w:val="center"/>
+              <w:jc w:val="both"/>
               <w:rPr>
                 <w:rFonts w:ascii="Arial Nova Cond" w:hAnsi="Arial Nova Cond" w:cs="Arial"/>
                 <w:color w:val="000000"/>
@@ -12999,7 +12997,6 @@
         <w:tc>
           <w:tcPr>
             <w:tcW w:w="1337" w:type="dxa"/>
-            <w:shd w:val="clear" w:color="auto" w:fill="auto"/>
             <w:vAlign w:val="center"/>
           </w:tcPr>
           <w:p>
@@ -13038,7 +13035,6 @@
           <w:tcPr>
             <w:tcW w:w="875" w:type="dxa"/>
             <w:vMerge/>
-            <w:shd w:val="clear" w:color="auto" w:fill="auto"/>
             <w:vAlign w:val="center"/>
           </w:tcPr>
           <w:p>
@@ -13130,7 +13126,6 @@
         <w:tc>
           <w:tcPr>
             <w:tcW w:w="6169" w:type="dxa"/>
-            <w:shd w:val="clear" w:color="auto" w:fill="auto"/>
             <w:vAlign w:val="center"/>
           </w:tcPr>
           <w:p>
@@ -13165,7 +13160,6 @@
         <w:tc>
           <w:tcPr>
             <w:tcW w:w="2015" w:type="dxa"/>
-            <w:shd w:val="clear" w:color="auto" w:fill="auto"/>
             <w:vAlign w:val="center"/>
           </w:tcPr>
           <w:p>
@@ -13204,7 +13198,7 @@
               <w:autoSpaceDE w:val="0"/>
               <w:autoSpaceDN w:val="0"/>
               <w:adjustRightInd w:val="0"/>
-              <w:jc w:val="center"/>
+              <w:jc w:val="both"/>
               <w:rPr>
                 <w:rFonts w:ascii="Arial Nova Cond" w:hAnsi="Arial Nova Cond" w:cs="Arial"/>
                 <w:color w:val="000000"/>
@@ -13228,7 +13222,6 @@
         <w:tc>
           <w:tcPr>
             <w:tcW w:w="1337" w:type="dxa"/>
-            <w:shd w:val="clear" w:color="auto" w:fill="auto"/>
             <w:vAlign w:val="center"/>
           </w:tcPr>
           <w:p>
@@ -13267,7 +13260,6 @@
           <w:tcPr>
             <w:tcW w:w="875" w:type="dxa"/>
             <w:vMerge/>
-            <w:shd w:val="clear" w:color="auto" w:fill="auto"/>
             <w:vAlign w:val="center"/>
           </w:tcPr>
           <w:p>
@@ -13359,7 +13351,6 @@
         <w:tc>
           <w:tcPr>
             <w:tcW w:w="6169" w:type="dxa"/>
-            <w:shd w:val="clear" w:color="auto" w:fill="auto"/>
             <w:vAlign w:val="center"/>
           </w:tcPr>
           <w:p>
@@ -13394,7 +13385,6 @@
         <w:tc>
           <w:tcPr>
             <w:tcW w:w="2015" w:type="dxa"/>
-            <w:shd w:val="clear" w:color="auto" w:fill="auto"/>
             <w:vAlign w:val="center"/>
           </w:tcPr>
           <w:p>
@@ -13433,7 +13423,7 @@
               <w:autoSpaceDE w:val="0"/>
               <w:autoSpaceDN w:val="0"/>
               <w:adjustRightInd w:val="0"/>
-              <w:jc w:val="center"/>
+              <w:jc w:val="both"/>
               <w:rPr>
                 <w:rFonts w:ascii="Arial Nova Cond" w:hAnsi="Arial Nova Cond" w:cs="Arial"/>
                 <w:color w:val="000000"/>
@@ -13457,7 +13447,6 @@
         <w:tc>
           <w:tcPr>
             <w:tcW w:w="1337" w:type="dxa"/>
-            <w:shd w:val="clear" w:color="auto" w:fill="auto"/>
             <w:vAlign w:val="center"/>
           </w:tcPr>
           <w:p>
@@ -13496,7 +13485,6 @@
           <w:tcPr>
             <w:tcW w:w="875" w:type="dxa"/>
             <w:vMerge w:val="restart"/>
-            <w:shd w:val="clear" w:color="auto" w:fill="auto"/>
             <w:vAlign w:val="center"/>
           </w:tcPr>
           <w:p>
@@ -13599,7 +13587,6 @@
         <w:tc>
           <w:tcPr>
             <w:tcW w:w="6169" w:type="dxa"/>
-            <w:shd w:val="clear" w:color="auto" w:fill="auto"/>
             <w:vAlign w:val="center"/>
           </w:tcPr>
           <w:p>
@@ -13635,7 +13622,6 @@
         <w:tc>
           <w:tcPr>
             <w:tcW w:w="2015" w:type="dxa"/>
-            <w:shd w:val="clear" w:color="auto" w:fill="auto"/>
             <w:vAlign w:val="center"/>
           </w:tcPr>
           <w:p>
@@ -13674,7 +13660,7 @@
               <w:autoSpaceDE w:val="0"/>
               <w:autoSpaceDN w:val="0"/>
               <w:adjustRightInd w:val="0"/>
-              <w:jc w:val="center"/>
+              <w:jc w:val="both"/>
               <w:rPr>
                 <w:rFonts w:ascii="Arial Nova Cond" w:hAnsi="Arial Nova Cond" w:cs="Arial"/>
                 <w:color w:val="000000"/>
@@ -13698,7 +13684,6 @@
         <w:tc>
           <w:tcPr>
             <w:tcW w:w="1337" w:type="dxa"/>
-            <w:shd w:val="clear" w:color="auto" w:fill="auto"/>
             <w:vAlign w:val="center"/>
           </w:tcPr>
           <w:p>
@@ -13737,7 +13722,6 @@
           <w:tcPr>
             <w:tcW w:w="875" w:type="dxa"/>
             <w:vMerge/>
-            <w:shd w:val="clear" w:color="auto" w:fill="auto"/>
             <w:vAlign w:val="center"/>
           </w:tcPr>
           <w:p>
@@ -13829,7 +13813,6 @@
         <w:tc>
           <w:tcPr>
             <w:tcW w:w="6169" w:type="dxa"/>
-            <w:shd w:val="clear" w:color="auto" w:fill="auto"/>
             <w:vAlign w:val="center"/>
           </w:tcPr>
           <w:p>
@@ -13865,7 +13848,6 @@
         <w:tc>
           <w:tcPr>
             <w:tcW w:w="2015" w:type="dxa"/>
-            <w:shd w:val="clear" w:color="auto" w:fill="auto"/>
             <w:vAlign w:val="center"/>
           </w:tcPr>
           <w:p>
@@ -13904,7 +13886,7 @@
               <w:autoSpaceDE w:val="0"/>
               <w:autoSpaceDN w:val="0"/>
               <w:adjustRightInd w:val="0"/>
-              <w:jc w:val="center"/>
+              <w:jc w:val="both"/>
               <w:rPr>
                 <w:rFonts w:ascii="Arial Nova Cond" w:hAnsi="Arial Nova Cond" w:cs="Arial"/>
                 <w:color w:val="000000"/>
@@ -13928,7 +13910,6 @@
         <w:tc>
           <w:tcPr>
             <w:tcW w:w="1337" w:type="dxa"/>
-            <w:shd w:val="clear" w:color="auto" w:fill="auto"/>
             <w:vAlign w:val="center"/>
           </w:tcPr>
           <w:p>
@@ -13967,7 +13948,6 @@
           <w:tcPr>
             <w:tcW w:w="875" w:type="dxa"/>
             <w:vMerge w:val="restart"/>
-            <w:shd w:val="clear" w:color="auto" w:fill="auto"/>
             <w:vAlign w:val="center"/>
           </w:tcPr>
           <w:p>
@@ -14071,7 +14051,6 @@
         <w:tc>
           <w:tcPr>
             <w:tcW w:w="6169" w:type="dxa"/>
-            <w:shd w:val="clear" w:color="auto" w:fill="auto"/>
             <w:vAlign w:val="center"/>
           </w:tcPr>
           <w:p>
@@ -14107,7 +14086,6 @@
         <w:tc>
           <w:tcPr>
             <w:tcW w:w="2015" w:type="dxa"/>
-            <w:shd w:val="clear" w:color="auto" w:fill="auto"/>
             <w:vAlign w:val="center"/>
           </w:tcPr>
           <w:p>
@@ -14146,7 +14124,7 @@
               <w:autoSpaceDE w:val="0"/>
               <w:autoSpaceDN w:val="0"/>
               <w:adjustRightInd w:val="0"/>
-              <w:jc w:val="center"/>
+              <w:jc w:val="both"/>
               <w:rPr>
                 <w:rFonts w:ascii="Arial Nova Cond" w:hAnsi="Arial Nova Cond" w:cs="Arial"/>
                 <w:color w:val="000000"/>
@@ -14170,7 +14148,6 @@
         <w:tc>
           <w:tcPr>
             <w:tcW w:w="1337" w:type="dxa"/>
-            <w:shd w:val="clear" w:color="auto" w:fill="auto"/>
             <w:vAlign w:val="center"/>
           </w:tcPr>
           <w:p>
@@ -14209,7 +14186,6 @@
           <w:tcPr>
             <w:tcW w:w="875" w:type="dxa"/>
             <w:vMerge/>
-            <w:shd w:val="clear" w:color="auto" w:fill="auto"/>
             <w:vAlign w:val="center"/>
           </w:tcPr>
           <w:p>
@@ -14301,7 +14277,6 @@
         <w:tc>
           <w:tcPr>
             <w:tcW w:w="6169" w:type="dxa"/>
-            <w:shd w:val="clear" w:color="auto" w:fill="auto"/>
             <w:vAlign w:val="center"/>
           </w:tcPr>
           <w:p>
@@ -14336,7 +14311,6 @@
         <w:tc>
           <w:tcPr>
             <w:tcW w:w="2015" w:type="dxa"/>
-            <w:shd w:val="clear" w:color="auto" w:fill="auto"/>
             <w:vAlign w:val="center"/>
           </w:tcPr>
           <w:p>
@@ -14375,7 +14349,7 @@
               <w:autoSpaceDE w:val="0"/>
               <w:autoSpaceDN w:val="0"/>
               <w:adjustRightInd w:val="0"/>
-              <w:jc w:val="center"/>
+              <w:jc w:val="both"/>
               <w:rPr>
                 <w:rFonts w:ascii="Arial Nova Cond" w:hAnsi="Arial Nova Cond" w:cs="Arial"/>
                 <w:color w:val="000000"/>
@@ -14399,7 +14373,6 @@
         <w:tc>
           <w:tcPr>
             <w:tcW w:w="1337" w:type="dxa"/>
-            <w:shd w:val="clear" w:color="auto" w:fill="auto"/>
             <w:vAlign w:val="center"/>
           </w:tcPr>
           <w:p>
@@ -14438,7 +14411,6 @@
           <w:tcPr>
             <w:tcW w:w="875" w:type="dxa"/>
             <w:vMerge w:val="restart"/>
-            <w:shd w:val="clear" w:color="auto" w:fill="auto"/>
             <w:vAlign w:val="center"/>
           </w:tcPr>
           <w:p>
@@ -14549,7 +14521,6 @@
         <w:tc>
           <w:tcPr>
             <w:tcW w:w="6169" w:type="dxa"/>
-            <w:shd w:val="clear" w:color="auto" w:fill="auto"/>
             <w:vAlign w:val="center"/>
           </w:tcPr>
           <w:p>
@@ -14584,7 +14555,6 @@
         <w:tc>
           <w:tcPr>
             <w:tcW w:w="2015" w:type="dxa"/>
-            <w:shd w:val="clear" w:color="auto" w:fill="auto"/>
             <w:vAlign w:val="center"/>
           </w:tcPr>
           <w:p>
@@ -14623,7 +14593,7 @@
               <w:autoSpaceDE w:val="0"/>
               <w:autoSpaceDN w:val="0"/>
               <w:adjustRightInd w:val="0"/>
-              <w:jc w:val="center"/>
+              <w:jc w:val="both"/>
               <w:rPr>
                 <w:rFonts w:ascii="Arial Nova Cond" w:hAnsi="Arial Nova Cond" w:cs="Arial"/>
                 <w:color w:val="000000"/>
@@ -14647,7 +14617,6 @@
         <w:tc>
           <w:tcPr>
             <w:tcW w:w="1337" w:type="dxa"/>
-            <w:shd w:val="clear" w:color="auto" w:fill="auto"/>
             <w:vAlign w:val="center"/>
           </w:tcPr>
           <w:p>
@@ -14686,7 +14655,6 @@
           <w:tcPr>
             <w:tcW w:w="875" w:type="dxa"/>
             <w:vMerge/>
-            <w:shd w:val="clear" w:color="auto" w:fill="auto"/>
             <w:vAlign w:val="center"/>
           </w:tcPr>
           <w:p>
@@ -14786,7 +14754,6 @@
         <w:tc>
           <w:tcPr>
             <w:tcW w:w="6169" w:type="dxa"/>
-            <w:shd w:val="clear" w:color="auto" w:fill="auto"/>
             <w:vAlign w:val="center"/>
           </w:tcPr>
           <w:p>
@@ -14822,7 +14789,6 @@
         <w:tc>
           <w:tcPr>
             <w:tcW w:w="2015" w:type="dxa"/>
-            <w:shd w:val="clear" w:color="auto" w:fill="auto"/>
             <w:vAlign w:val="center"/>
           </w:tcPr>
           <w:p>
@@ -14860,7 +14826,7 @@
               <w:autoSpaceDE w:val="0"/>
               <w:autoSpaceDN w:val="0"/>
               <w:adjustRightInd w:val="0"/>
-              <w:jc w:val="center"/>
+              <w:jc w:val="both"/>
               <w:rPr>
                 <w:rFonts w:ascii="Arial Nova Cond" w:hAnsi="Arial Nova Cond" w:cs="Arial"/>
                 <w:color w:val="000000"/>
@@ -14884,7 +14850,6 @@
         <w:tc>
           <w:tcPr>
             <w:tcW w:w="1337" w:type="dxa"/>
-            <w:shd w:val="clear" w:color="auto" w:fill="auto"/>
             <w:vAlign w:val="center"/>
           </w:tcPr>
           <w:p>
@@ -14914,6 +14879,7 @@
           </w:p>
         </w:tc>
       </w:tr>
+      <w:bookmarkEnd w:id="1"/>
     </w:tbl>
     <w:p>
       <w:pPr>

--- a/templates/plananual/INGLÉS 1° A 5°/INGLÉS 4° - PROGRAMACIÓN ANUAL.docx
+++ b/templates/plananual/INGLÉS 1° A 5°/INGLÉS 4° - PROGRAMACIÓN ANUAL.docx
@@ -1,6 +1,6 @@
 
 <file path=word/document.xml><?xml version="1.0" encoding="utf-8"?>
-<w:document xmlns:wpc="http://schemas.microsoft.com/office/word/2010/wordprocessingCanvas" xmlns:cx="http://schemas.microsoft.com/office/drawing/2014/chartex" xmlns:cx1="http://schemas.microsoft.com/office/drawing/2015/9/8/chartex" xmlns:cx2="http://schemas.microsoft.com/office/drawing/2015/10/21/chartex" xmlns:cx3="http://schemas.microsoft.com/office/drawing/2016/5/9/chartex" xmlns:cx4="http://schemas.microsoft.com/office/drawing/2016/5/10/chartex" xmlns:cx5="http://schemas.microsoft.com/office/drawing/2016/5/11/chartex" xmlns:cx6="http://schemas.microsoft.com/office/drawing/2016/5/12/chartex" xmlns:cx7="http://schemas.microsoft.com/office/drawing/2016/5/13/chartex" xmlns:cx8="http://schemas.microsoft.com/office/drawing/2016/5/14/chartex" xmlns:mc="http://schemas.openxmlformats.org/markup-compatibility/2006" xmlns:aink="http://schemas.microsoft.com/office/drawing/2016/ink" xmlns:am3d="http://schemas.microsoft.com/office/drawing/2017/model3d" xmlns:o="urn:schemas-microsoft-com:office:office" xmlns:oel="http://schemas.microsoft.com/office/2019/extlst" xmlns:r="http://schemas.openxmlformats.org/officeDocument/2006/relationships" xmlns:m="http://schemas.openxmlformats.org/officeDocument/2006/math" xmlns:v="urn:schemas-microsoft-com:vml" xmlns:wp14="http://schemas.microsoft.com/office/word/2010/wordprocessingDrawing" xmlns:wp="http://schemas.openxmlformats.org/drawingml/2006/wordprocessingDrawing" xmlns:w10="urn:schemas-microsoft-com:office:word" xmlns:w="http://schemas.openxmlformats.org/wordprocessingml/2006/main" xmlns:w14="http://schemas.microsoft.com/office/word/2010/wordml" xmlns:w15="http://schemas.microsoft.com/office/word/2012/wordml" xmlns:w16cex="http://schemas.microsoft.com/office/word/2018/wordml/cex" xmlns:w16cid="http://schemas.microsoft.com/office/word/2016/wordml/cid" xmlns:w16="http://schemas.microsoft.com/office/word/2018/wordml" xmlns:w16du="http://schemas.microsoft.com/office/word/2023/wordml/word16du" xmlns:w16sdtdh="http://schemas.microsoft.com/office/word/2020/wordml/sdtdatahash" xmlns:w16se="http://schemas.microsoft.com/office/word/2015/wordml/symex" xmlns:wpg="http://schemas.microsoft.com/office/word/2010/wordprocessingGroup" xmlns:wpi="http://schemas.microsoft.com/office/word/2010/wordprocessingInk" xmlns:wne="http://schemas.microsoft.com/office/word/2006/wordml" xmlns:wps="http://schemas.microsoft.com/office/word/2010/wordprocessingShape" mc:Ignorable="w14 w15 w16se w16cid w16 w16cex w16sdtdh w16du wp14">
+<w:document xmlns:wpc="http://schemas.microsoft.com/office/word/2010/wordprocessingCanvas" xmlns:cx="http://schemas.microsoft.com/office/drawing/2014/chartex" xmlns:cx1="http://schemas.microsoft.com/office/drawing/2015/9/8/chartex" xmlns:cx2="http://schemas.microsoft.com/office/drawing/2015/10/21/chartex" xmlns:cx3="http://schemas.microsoft.com/office/drawing/2016/5/9/chartex" xmlns:cx4="http://schemas.microsoft.com/office/drawing/2016/5/10/chartex" xmlns:cx5="http://schemas.microsoft.com/office/drawing/2016/5/11/chartex" xmlns:cx6="http://schemas.microsoft.com/office/drawing/2016/5/12/chartex" xmlns:cx7="http://schemas.microsoft.com/office/drawing/2016/5/13/chartex" xmlns:cx8="http://schemas.microsoft.com/office/drawing/2016/5/14/chartex" xmlns:mc="http://schemas.openxmlformats.org/markup-compatibility/2006" xmlns:aink="http://schemas.microsoft.com/office/drawing/2016/ink" xmlns:am3d="http://schemas.microsoft.com/office/drawing/2017/model3d" xmlns:o="urn:schemas-microsoft-com:office:office" xmlns:oel="http://schemas.microsoft.com/office/2019/extlst" xmlns:r="http://schemas.openxmlformats.org/officeDocument/2006/relationships" xmlns:m="http://schemas.openxmlformats.org/officeDocument/2006/math" xmlns:v="urn:schemas-microsoft-com:vml" xmlns:wp14="http://schemas.microsoft.com/office/word/2010/wordprocessingDrawing" xmlns:wp="http://schemas.openxmlformats.org/drawingml/2006/wordprocessingDrawing" xmlns:w10="urn:schemas-microsoft-com:office:word" xmlns:w="http://schemas.openxmlformats.org/wordprocessingml/2006/main" xmlns:w14="http://schemas.microsoft.com/office/word/2010/wordml" xmlns:w15="http://schemas.microsoft.com/office/word/2012/wordml" xmlns:w16cex="http://schemas.microsoft.com/office/word/2018/wordml/cex" xmlns:w16cid="http://schemas.microsoft.com/office/word/2016/wordml/cid" xmlns:w16="http://schemas.microsoft.com/office/word/2018/wordml" xmlns:w16du="http://schemas.microsoft.com/office/word/2023/wordml/word16du" xmlns:w16sdtdh="http://schemas.microsoft.com/office/word/2020/wordml/sdtdatahash" xmlns:w16sdtfl="http://schemas.microsoft.com/office/word/2024/wordml/sdtformatlock" xmlns:w16se="http://schemas.microsoft.com/office/word/2015/wordml/symex" xmlns:wpg="http://schemas.microsoft.com/office/word/2010/wordprocessingGroup" xmlns:wpi="http://schemas.microsoft.com/office/word/2010/wordprocessingInk" xmlns:wne="http://schemas.microsoft.com/office/word/2006/wordml" xmlns:wps="http://schemas.microsoft.com/office/word/2010/wordprocessingShape" mc:Ignorable="w14 w15 w16se w16cid w16 w16cex w16sdtdh w16sdtfl w16du wp14">
   <w:body>
     <w:p>
       <w:pPr>
@@ -259,7 +259,6 @@
                                 </w:rPr>
                                 <w:t>{{</w:t>
                               </w:r>
-                              <w:proofErr w:type="spellStart"/>
                               <w:r>
                                 <w:rPr>
                                   <w:rFonts w:ascii="Aptos ExtraBold" w:hAnsi="Aptos ExtraBold" w:cs="Times New Roman"/>
@@ -269,19 +268,7 @@
                                   <w:sz w:val="32"/>
                                   <w:szCs w:val="32"/>
                                 </w:rPr>
-                                <w:t>anio</w:t>
-                              </w:r>
-                              <w:proofErr w:type="spellEnd"/>
-                              <w:r>
-                                <w:rPr>
-                                  <w:rFonts w:ascii="Aptos ExtraBold" w:hAnsi="Aptos ExtraBold" w:cs="Times New Roman"/>
-                                  <w:b/>
-                                  <w:bCs/>
-                                  <w:color w:val="FFFFFF" w:themeColor="background1"/>
-                                  <w:sz w:val="32"/>
-                                  <w:szCs w:val="32"/>
-                                </w:rPr>
-                                <w:t>}}</w:t>
+                                <w:t>anio}}</w:t>
                               </w:r>
                             </w:p>
                           </w:txbxContent>
@@ -5265,29 +5252,16 @@
                 <w:szCs w:val="20"/>
               </w:rPr>
             </w:pPr>
-            <w:proofErr w:type="spellStart"/>
-            <w:r>
-              <w:rPr>
-                <w:rFonts w:ascii="Arial Nova Cond Light" w:hAnsi="Arial Nova Cond Light" w:cs="Times New Roman"/>
-                <w:b/>
-                <w:bCs/>
-                <w:color w:val="000000" w:themeColor="text1"/>
-                <w:sz w:val="20"/>
-                <w:szCs w:val="20"/>
-              </w:rPr>
-              <w:t>N°</w:t>
-            </w:r>
-            <w:proofErr w:type="spellEnd"/>
-            <w:r>
-              <w:rPr>
-                <w:rFonts w:ascii="Arial Nova Cond Light" w:hAnsi="Arial Nova Cond Light" w:cs="Times New Roman"/>
-                <w:b/>
-                <w:bCs/>
-                <w:color w:val="000000" w:themeColor="text1"/>
-                <w:sz w:val="20"/>
-                <w:szCs w:val="20"/>
-              </w:rPr>
-              <w:t xml:space="preserve"> DE SEMANAS LECTIVAS</w:t>
+            <w:r>
+              <w:rPr>
+                <w:rFonts w:ascii="Arial Nova Cond Light" w:hAnsi="Arial Nova Cond Light" w:cs="Times New Roman"/>
+                <w:b/>
+                <w:bCs/>
+                <w:color w:val="000000" w:themeColor="text1"/>
+                <w:sz w:val="20"/>
+                <w:szCs w:val="20"/>
+              </w:rPr>
+              <w:t>N° DE SEMANAS LECTIVAS</w:t>
             </w:r>
           </w:p>
         </w:tc>
@@ -5312,29 +5286,16 @@
                 <w:szCs w:val="20"/>
               </w:rPr>
             </w:pPr>
-            <w:proofErr w:type="spellStart"/>
-            <w:r>
-              <w:rPr>
-                <w:rFonts w:ascii="Arial Nova Cond Light" w:hAnsi="Arial Nova Cond Light" w:cs="Times New Roman"/>
-                <w:b/>
-                <w:bCs/>
-                <w:color w:val="000000" w:themeColor="text1"/>
-                <w:sz w:val="20"/>
-                <w:szCs w:val="20"/>
-              </w:rPr>
-              <w:t>N°</w:t>
-            </w:r>
-            <w:proofErr w:type="spellEnd"/>
-            <w:r>
-              <w:rPr>
-                <w:rFonts w:ascii="Arial Nova Cond Light" w:hAnsi="Arial Nova Cond Light" w:cs="Times New Roman"/>
-                <w:b/>
-                <w:bCs/>
-                <w:color w:val="000000" w:themeColor="text1"/>
-                <w:sz w:val="20"/>
-                <w:szCs w:val="20"/>
-              </w:rPr>
-              <w:t xml:space="preserve"> UNIDADES</w:t>
+            <w:r>
+              <w:rPr>
+                <w:rFonts w:ascii="Arial Nova Cond Light" w:hAnsi="Arial Nova Cond Light" w:cs="Times New Roman"/>
+                <w:b/>
+                <w:bCs/>
+                <w:color w:val="000000" w:themeColor="text1"/>
+                <w:sz w:val="20"/>
+                <w:szCs w:val="20"/>
+              </w:rPr>
+              <w:t>N° UNIDADES</w:t>
             </w:r>
           </w:p>
         </w:tc>
@@ -12481,13 +12442,13 @@
         <w:tblLook w:val="04A0" w:firstRow="1" w:lastRow="0" w:firstColumn="1" w:lastColumn="0" w:noHBand="0" w:noVBand="1"/>
       </w:tblPr>
       <w:tblGrid>
-        <w:gridCol w:w="875"/>
-        <w:gridCol w:w="1095"/>
-        <w:gridCol w:w="1726"/>
-        <w:gridCol w:w="6169"/>
-        <w:gridCol w:w="2015"/>
-        <w:gridCol w:w="1634"/>
-        <w:gridCol w:w="1337"/>
+        <w:gridCol w:w="818"/>
+        <w:gridCol w:w="1018"/>
+        <w:gridCol w:w="5379"/>
+        <w:gridCol w:w="1984"/>
+        <w:gridCol w:w="2693"/>
+        <w:gridCol w:w="1560"/>
+        <w:gridCol w:w="1399"/>
       </w:tblGrid>
       <w:tr>
         <w:trPr>
@@ -12496,7 +12457,7 @@
         </w:trPr>
         <w:tc>
           <w:tcPr>
-            <w:tcW w:w="875" w:type="dxa"/>
+            <w:tcW w:w="818" w:type="dxa"/>
             <w:shd w:val="clear" w:color="auto" w:fill="C1F0C7" w:themeFill="accent3" w:themeFillTint="33"/>
             <w:vAlign w:val="center"/>
           </w:tcPr>
@@ -12530,7 +12491,7 @@
         </w:tc>
         <w:tc>
           <w:tcPr>
-            <w:tcW w:w="1095" w:type="dxa"/>
+            <w:tcW w:w="1018" w:type="dxa"/>
             <w:shd w:val="clear" w:color="auto" w:fill="C1F0C7" w:themeFill="accent3" w:themeFillTint="33"/>
             <w:vAlign w:val="center"/>
           </w:tcPr>
@@ -12563,7 +12524,7 @@
         </w:tc>
         <w:tc>
           <w:tcPr>
-            <w:tcW w:w="1726" w:type="dxa"/>
+            <w:tcW w:w="5379" w:type="dxa"/>
             <w:shd w:val="clear" w:color="auto" w:fill="C1F0C7" w:themeFill="accent3" w:themeFillTint="33"/>
             <w:vAlign w:val="center"/>
           </w:tcPr>
@@ -12590,13 +12551,35 @@
                 <w:sz w:val="20"/>
                 <w:szCs w:val="20"/>
               </w:rPr>
-              <w:t>PROBLEMA / POTENCIALIDAD</w:t>
-            </w:r>
-          </w:p>
-        </w:tc>
-        <w:tc>
-          <w:tcPr>
-            <w:tcW w:w="6169" w:type="dxa"/>
+              <w:t>SITUACIÓN SIGNIF</w:t>
+            </w:r>
+            <w:r>
+              <w:rPr>
+                <w:rFonts w:ascii="Arial Nova Cond" w:hAnsi="Arial Nova Cond" w:cs="Times New Roman"/>
+                <w:b/>
+                <w:bCs/>
+                <w:color w:val="000000" w:themeColor="text1"/>
+                <w:sz w:val="20"/>
+                <w:szCs w:val="20"/>
+              </w:rPr>
+              <w:t>I</w:t>
+            </w:r>
+            <w:r>
+              <w:rPr>
+                <w:rFonts w:ascii="Arial Nova Cond" w:hAnsi="Arial Nova Cond" w:cs="Times New Roman"/>
+                <w:b/>
+                <w:bCs/>
+                <w:color w:val="000000" w:themeColor="text1"/>
+                <w:sz w:val="20"/>
+                <w:szCs w:val="20"/>
+              </w:rPr>
+              <w:t>CATIVA</w:t>
+            </w:r>
+          </w:p>
+        </w:tc>
+        <w:tc>
+          <w:tcPr>
+            <w:tcW w:w="1984" w:type="dxa"/>
             <w:shd w:val="clear" w:color="auto" w:fill="C1F0C7" w:themeFill="accent3" w:themeFillTint="33"/>
             <w:vAlign w:val="center"/>
           </w:tcPr>
@@ -12623,7 +12606,7 @@
                 <w:sz w:val="20"/>
                 <w:szCs w:val="20"/>
               </w:rPr>
-              <w:t>SITUACIÓN SIGNIF</w:t>
+              <w:t>TÍTULO DE LA UNIDAD DID</w:t>
             </w:r>
             <w:r>
               <w:rPr>
@@ -12634,7 +12617,7 @@
                 <w:sz w:val="20"/>
                 <w:szCs w:val="20"/>
               </w:rPr>
-              <w:t>I</w:t>
+              <w:t>Á</w:t>
             </w:r>
             <w:r>
               <w:rPr>
@@ -12645,13 +12628,24 @@
                 <w:sz w:val="20"/>
                 <w:szCs w:val="20"/>
               </w:rPr>
-              <w:t>CATIVA</w:t>
-            </w:r>
-          </w:p>
-        </w:tc>
-        <w:tc>
-          <w:tcPr>
-            <w:tcW w:w="2015" w:type="dxa"/>
+              <w:t>CTICA</w:t>
+            </w:r>
+            <w:r>
+              <w:rPr>
+                <w:rFonts w:ascii="Arial Nova Cond" w:hAnsi="Arial Nova Cond" w:cs="Times New Roman"/>
+                <w:b/>
+                <w:bCs/>
+                <w:color w:val="000000" w:themeColor="text1"/>
+                <w:sz w:val="20"/>
+                <w:szCs w:val="20"/>
+              </w:rPr>
+              <w:t>.</w:t>
+            </w:r>
+          </w:p>
+        </w:tc>
+        <w:tc>
+          <w:tcPr>
+            <w:tcW w:w="2693" w:type="dxa"/>
             <w:shd w:val="clear" w:color="auto" w:fill="C1F0C7" w:themeFill="accent3" w:themeFillTint="33"/>
             <w:vAlign w:val="center"/>
           </w:tcPr>
@@ -12678,9 +12672,21 @@
                 <w:sz w:val="20"/>
                 <w:szCs w:val="20"/>
               </w:rPr>
-              <w:t>TÍTULO DE LA UNIDAD DID</w:t>
-            </w:r>
-            <w:r>
+              <w:t>CAMPO TEMATICO</w:t>
+            </w:r>
+          </w:p>
+        </w:tc>
+        <w:tc>
+          <w:tcPr>
+            <w:tcW w:w="1560" w:type="dxa"/>
+            <w:shd w:val="clear" w:color="auto" w:fill="C1F0C7" w:themeFill="accent3" w:themeFillTint="33"/>
+            <w:vAlign w:val="center"/>
+          </w:tcPr>
+          <w:p>
+            <w:pPr>
+              <w:pStyle w:val="Prrafodelista"/>
+              <w:ind w:left="0"/>
+              <w:jc w:val="center"/>
               <w:rPr>
                 <w:rFonts w:ascii="Arial Nova Cond" w:hAnsi="Arial Nova Cond" w:cs="Times New Roman"/>
                 <w:b/>
@@ -12689,8 +12695,7 @@
                 <w:sz w:val="20"/>
                 <w:szCs w:val="20"/>
               </w:rPr>
-              <w:t>Á</w:t>
-            </w:r>
+            </w:pPr>
             <w:r>
               <w:rPr>
                 <w:rFonts w:ascii="Arial Nova Cond" w:hAnsi="Arial Nova Cond" w:cs="Times New Roman"/>
@@ -12700,57 +12705,13 @@
                 <w:sz w:val="20"/>
                 <w:szCs w:val="20"/>
               </w:rPr>
-              <w:t>CTICA</w:t>
-            </w:r>
-            <w:r>
-              <w:rPr>
-                <w:rFonts w:ascii="Arial Nova Cond" w:hAnsi="Arial Nova Cond" w:cs="Times New Roman"/>
-                <w:b/>
-                <w:bCs/>
-                <w:color w:val="000000" w:themeColor="text1"/>
-                <w:sz w:val="20"/>
-                <w:szCs w:val="20"/>
-              </w:rPr>
-              <w:t>.</w:t>
-            </w:r>
-          </w:p>
-        </w:tc>
-        <w:tc>
-          <w:tcPr>
-            <w:tcW w:w="1634" w:type="dxa"/>
-            <w:shd w:val="clear" w:color="auto" w:fill="C1F0C7" w:themeFill="accent3" w:themeFillTint="33"/>
-            <w:vAlign w:val="center"/>
-          </w:tcPr>
-          <w:p>
-            <w:pPr>
-              <w:pStyle w:val="Prrafodelista"/>
-              <w:ind w:left="0"/>
-              <w:jc w:val="center"/>
-              <w:rPr>
-                <w:rFonts w:ascii="Arial Nova Cond" w:hAnsi="Arial Nova Cond" w:cs="Times New Roman"/>
-                <w:b/>
-                <w:bCs/>
-                <w:color w:val="000000" w:themeColor="text1"/>
-                <w:sz w:val="20"/>
-                <w:szCs w:val="20"/>
-              </w:rPr>
-            </w:pPr>
-            <w:r>
-              <w:rPr>
-                <w:rFonts w:ascii="Arial Nova Cond" w:hAnsi="Arial Nova Cond" w:cs="Times New Roman"/>
-                <w:b/>
-                <w:bCs/>
-                <w:color w:val="000000" w:themeColor="text1"/>
-                <w:sz w:val="20"/>
-                <w:szCs w:val="20"/>
-              </w:rPr>
               <w:t>COMPETENCIAS</w:t>
             </w:r>
           </w:p>
         </w:tc>
         <w:tc>
           <w:tcPr>
-            <w:tcW w:w="1337" w:type="dxa"/>
+            <w:tcW w:w="1399" w:type="dxa"/>
             <w:shd w:val="clear" w:color="auto" w:fill="C1F0C7" w:themeFill="accent3" w:themeFillTint="33"/>
             <w:vAlign w:val="center"/>
           </w:tcPr>
@@ -12789,7 +12750,7 @@
         </w:trPr>
         <w:tc>
           <w:tcPr>
-            <w:tcW w:w="875" w:type="dxa"/>
+            <w:tcW w:w="818" w:type="dxa"/>
             <w:vMerge w:val="restart"/>
             <w:vAlign w:val="center"/>
           </w:tcPr>
@@ -12828,7 +12789,7 @@
         </w:tc>
         <w:tc>
           <w:tcPr>
-            <w:tcW w:w="1095" w:type="dxa"/>
+            <w:tcW w:w="1018" w:type="dxa"/>
             <w:vAlign w:val="center"/>
           </w:tcPr>
           <w:p>
@@ -12866,7 +12827,7 @@
         </w:tc>
         <w:tc>
           <w:tcPr>
-            <w:tcW w:w="1726" w:type="dxa"/>
+            <w:tcW w:w="5379" w:type="dxa"/>
             <w:vAlign w:val="center"/>
           </w:tcPr>
           <w:p>
@@ -12894,47 +12855,13 @@
                 <w:szCs w:val="20"/>
                 <w:lang w:val="es-ES_tradnl"/>
               </w:rPr>
-              <w:t>{{problemapotencialidad0}}</w:t>
-            </w:r>
-          </w:p>
-        </w:tc>
-        <w:tc>
-          <w:tcPr>
-            <w:tcW w:w="6169" w:type="dxa"/>
-            <w:vAlign w:val="center"/>
-          </w:tcPr>
-          <w:p>
-            <w:pPr>
-              <w:pStyle w:val="Prrafodelista"/>
-              <w:tabs>
-                <w:tab w:val="left" w:pos="0"/>
-                <w:tab w:val="left" w:pos="142"/>
-                <w:tab w:val="left" w:pos="284"/>
-              </w:tabs>
-              <w:spacing w:line="276" w:lineRule="auto"/>
-              <w:ind w:left="0"/>
-              <w:jc w:val="both"/>
-              <w:rPr>
-                <w:rFonts w:ascii="Arial Nova Cond" w:eastAsia="Calibri" w:hAnsi="Arial Nova Cond" w:cs="Times New Roman"/>
-                <w:sz w:val="20"/>
-                <w:szCs w:val="20"/>
-                <w:lang w:val="es-ES_tradnl"/>
-              </w:rPr>
-            </w:pPr>
-            <w:r>
-              <w:rPr>
-                <w:rFonts w:ascii="Arial Nova Cond" w:eastAsia="Calibri" w:hAnsi="Arial Nova Cond" w:cs="Times New Roman"/>
-                <w:sz w:val="20"/>
-                <w:szCs w:val="20"/>
-                <w:lang w:val="es-ES_tradnl"/>
-              </w:rPr>
               <w:t>{{situacionsignificativa0}}</w:t>
             </w:r>
           </w:p>
         </w:tc>
         <w:tc>
           <w:tcPr>
-            <w:tcW w:w="2015" w:type="dxa"/>
+            <w:tcW w:w="1984" w:type="dxa"/>
             <w:vAlign w:val="center"/>
           </w:tcPr>
           <w:p>
@@ -12965,7 +12892,7 @@
         </w:tc>
         <w:tc>
           <w:tcPr>
-            <w:tcW w:w="1634" w:type="dxa"/>
+            <w:tcW w:w="2693" w:type="dxa"/>
             <w:vAlign w:val="center"/>
           </w:tcPr>
           <w:p>
@@ -12990,13 +12917,13 @@
                 <w:sz w:val="20"/>
                 <w:szCs w:val="20"/>
               </w:rPr>
-              <w:t>{{competencias0}}</w:t>
-            </w:r>
-          </w:p>
-        </w:tc>
-        <w:tc>
-          <w:tcPr>
-            <w:tcW w:w="1337" w:type="dxa"/>
+              <w:t>{{campotematico0}}</w:t>
+            </w:r>
+          </w:p>
+        </w:tc>
+        <w:tc>
+          <w:tcPr>
+            <w:tcW w:w="1560" w:type="dxa"/>
             <w:vAlign w:val="center"/>
           </w:tcPr>
           <w:p>
@@ -13004,7 +12931,38 @@
               <w:autoSpaceDE w:val="0"/>
               <w:autoSpaceDN w:val="0"/>
               <w:adjustRightInd w:val="0"/>
-              <w:jc w:val="center"/>
+              <w:jc w:val="both"/>
+              <w:rPr>
+                <w:rFonts w:ascii="Arial Nova Cond" w:hAnsi="Arial Nova Cond" w:cs="Arial"/>
+                <w:color w:val="000000"/>
+                <w:kern w:val="0"/>
+                <w:sz w:val="20"/>
+                <w:szCs w:val="20"/>
+              </w:rPr>
+            </w:pPr>
+            <w:r>
+              <w:rPr>
+                <w:rFonts w:ascii="Arial Nova Cond" w:hAnsi="Arial Nova Cond" w:cs="Arial"/>
+                <w:color w:val="000000"/>
+                <w:kern w:val="0"/>
+                <w:sz w:val="20"/>
+                <w:szCs w:val="20"/>
+              </w:rPr>
+              <w:t>{{competencias0}}</w:t>
+            </w:r>
+          </w:p>
+        </w:tc>
+        <w:tc>
+          <w:tcPr>
+            <w:tcW w:w="1399" w:type="dxa"/>
+            <w:vAlign w:val="center"/>
+          </w:tcPr>
+          <w:p>
+            <w:pPr>
+              <w:autoSpaceDE w:val="0"/>
+              <w:autoSpaceDN w:val="0"/>
+              <w:adjustRightInd w:val="0"/>
+              <w:jc w:val="both"/>
               <w:rPr>
                 <w:rFonts w:ascii="Arial Nova Cond" w:hAnsi="Arial Nova Cond" w:cs="Arial"/>
                 <w:color w:val="000000"/>
@@ -13033,7 +12991,7 @@
         </w:trPr>
         <w:tc>
           <w:tcPr>
-            <w:tcW w:w="875" w:type="dxa"/>
+            <w:tcW w:w="818" w:type="dxa"/>
             <w:vMerge/>
             <w:vAlign w:val="center"/>
           </w:tcPr>
@@ -13061,7 +13019,7 @@
         </w:tc>
         <w:tc>
           <w:tcPr>
-            <w:tcW w:w="1095" w:type="dxa"/>
+            <w:tcW w:w="1018" w:type="dxa"/>
             <w:vAlign w:val="center"/>
           </w:tcPr>
           <w:p>
@@ -13099,33 +13057,7 @@
         </w:tc>
         <w:tc>
           <w:tcPr>
-            <w:tcW w:w="1726" w:type="dxa"/>
-            <w:vAlign w:val="center"/>
-          </w:tcPr>
-          <w:p>
-            <w:pPr>
-              <w:pStyle w:val="NormalWeb"/>
-              <w:jc w:val="both"/>
-              <w:rPr>
-                <w:rFonts w:ascii="Arial Nova Cond" w:hAnsi="Arial Nova Cond"/>
-                <w:sz w:val="20"/>
-                <w:szCs w:val="20"/>
-              </w:rPr>
-            </w:pPr>
-            <w:r>
-              <w:rPr>
-                <w:rFonts w:ascii="Arial Nova Cond" w:eastAsia="Calibri" w:hAnsi="Arial Nova Cond"/>
-                <w:sz w:val="20"/>
-                <w:szCs w:val="20"/>
-                <w:lang w:val="es-ES_tradnl"/>
-              </w:rPr>
-              <w:t>{{problemapotencialidad1}}</w:t>
-            </w:r>
-          </w:p>
-        </w:tc>
-        <w:tc>
-          <w:tcPr>
-            <w:tcW w:w="6169" w:type="dxa"/>
+            <w:tcW w:w="5379" w:type="dxa"/>
             <w:vAlign w:val="center"/>
           </w:tcPr>
           <w:p>
@@ -13159,7 +13091,7 @@
         </w:tc>
         <w:tc>
           <w:tcPr>
-            <w:tcW w:w="2015" w:type="dxa"/>
+            <w:tcW w:w="1984" w:type="dxa"/>
             <w:vAlign w:val="center"/>
           </w:tcPr>
           <w:p>
@@ -13190,7 +13122,7 @@
         </w:tc>
         <w:tc>
           <w:tcPr>
-            <w:tcW w:w="1634" w:type="dxa"/>
+            <w:tcW w:w="2693" w:type="dxa"/>
             <w:vAlign w:val="center"/>
           </w:tcPr>
           <w:p>
@@ -13215,13 +13147,13 @@
                 <w:sz w:val="20"/>
                 <w:szCs w:val="20"/>
               </w:rPr>
-              <w:t>{{competencias1}}</w:t>
-            </w:r>
-          </w:p>
-        </w:tc>
-        <w:tc>
-          <w:tcPr>
-            <w:tcW w:w="1337" w:type="dxa"/>
+              <w:t>{{campotematico1}}</w:t>
+            </w:r>
+          </w:p>
+        </w:tc>
+        <w:tc>
+          <w:tcPr>
+            <w:tcW w:w="1560" w:type="dxa"/>
             <w:vAlign w:val="center"/>
           </w:tcPr>
           <w:p>
@@ -13229,7 +13161,38 @@
               <w:autoSpaceDE w:val="0"/>
               <w:autoSpaceDN w:val="0"/>
               <w:adjustRightInd w:val="0"/>
-              <w:jc w:val="center"/>
+              <w:jc w:val="both"/>
+              <w:rPr>
+                <w:rFonts w:ascii="Arial Nova Cond" w:hAnsi="Arial Nova Cond" w:cs="Arial"/>
+                <w:color w:val="000000"/>
+                <w:kern w:val="0"/>
+                <w:sz w:val="20"/>
+                <w:szCs w:val="20"/>
+              </w:rPr>
+            </w:pPr>
+            <w:r>
+              <w:rPr>
+                <w:rFonts w:ascii="Arial Nova Cond" w:hAnsi="Arial Nova Cond" w:cs="Arial"/>
+                <w:color w:val="000000"/>
+                <w:kern w:val="0"/>
+                <w:sz w:val="20"/>
+                <w:szCs w:val="20"/>
+              </w:rPr>
+              <w:t>{{competencias1}}</w:t>
+            </w:r>
+          </w:p>
+        </w:tc>
+        <w:tc>
+          <w:tcPr>
+            <w:tcW w:w="1399" w:type="dxa"/>
+            <w:vAlign w:val="center"/>
+          </w:tcPr>
+          <w:p>
+            <w:pPr>
+              <w:autoSpaceDE w:val="0"/>
+              <w:autoSpaceDN w:val="0"/>
+              <w:adjustRightInd w:val="0"/>
+              <w:jc w:val="both"/>
               <w:rPr>
                 <w:rFonts w:ascii="Arial Nova Cond" w:hAnsi="Arial Nova Cond" w:cs="Arial"/>
                 <w:color w:val="000000"/>
@@ -13258,7 +13221,7 @@
         </w:trPr>
         <w:tc>
           <w:tcPr>
-            <w:tcW w:w="875" w:type="dxa"/>
+            <w:tcW w:w="818" w:type="dxa"/>
             <w:vMerge/>
             <w:vAlign w:val="center"/>
           </w:tcPr>
@@ -13286,7 +13249,7 @@
         </w:tc>
         <w:tc>
           <w:tcPr>
-            <w:tcW w:w="1095" w:type="dxa"/>
+            <w:tcW w:w="1018" w:type="dxa"/>
             <w:vAlign w:val="center"/>
           </w:tcPr>
           <w:p>
@@ -13324,33 +13287,7 @@
         </w:tc>
         <w:tc>
           <w:tcPr>
-            <w:tcW w:w="1726" w:type="dxa"/>
-            <w:vAlign w:val="center"/>
-          </w:tcPr>
-          <w:p>
-            <w:pPr>
-              <w:pStyle w:val="NormalWeb"/>
-              <w:jc w:val="both"/>
-              <w:rPr>
-                <w:rFonts w:ascii="Arial Nova Cond" w:eastAsia="Calibri" w:hAnsi="Arial Nova Cond"/>
-                <w:sz w:val="20"/>
-                <w:szCs w:val="20"/>
-              </w:rPr>
-            </w:pPr>
-            <w:r>
-              <w:rPr>
-                <w:rFonts w:ascii="Arial Nova Cond" w:eastAsia="Calibri" w:hAnsi="Arial Nova Cond"/>
-                <w:sz w:val="20"/>
-                <w:szCs w:val="20"/>
-                <w:lang w:val="es-ES_tradnl"/>
-              </w:rPr>
-              <w:t>{{problemapotencialidad2}}</w:t>
-            </w:r>
-          </w:p>
-        </w:tc>
-        <w:tc>
-          <w:tcPr>
-            <w:tcW w:w="6169" w:type="dxa"/>
+            <w:tcW w:w="5379" w:type="dxa"/>
             <w:vAlign w:val="center"/>
           </w:tcPr>
           <w:p>
@@ -13384,7 +13321,7 @@
         </w:tc>
         <w:tc>
           <w:tcPr>
-            <w:tcW w:w="2015" w:type="dxa"/>
+            <w:tcW w:w="1984" w:type="dxa"/>
             <w:vAlign w:val="center"/>
           </w:tcPr>
           <w:p>
@@ -13415,7 +13352,7 @@
         </w:tc>
         <w:tc>
           <w:tcPr>
-            <w:tcW w:w="1634" w:type="dxa"/>
+            <w:tcW w:w="2693" w:type="dxa"/>
             <w:vAlign w:val="center"/>
           </w:tcPr>
           <w:p>
@@ -13440,13 +13377,13 @@
                 <w:sz w:val="20"/>
                 <w:szCs w:val="20"/>
               </w:rPr>
-              <w:t>{{competencias2}}</w:t>
-            </w:r>
-          </w:p>
-        </w:tc>
-        <w:tc>
-          <w:tcPr>
-            <w:tcW w:w="1337" w:type="dxa"/>
+              <w:t>{{campotematico2}}</w:t>
+            </w:r>
+          </w:p>
+        </w:tc>
+        <w:tc>
+          <w:tcPr>
+            <w:tcW w:w="1560" w:type="dxa"/>
             <w:vAlign w:val="center"/>
           </w:tcPr>
           <w:p>
@@ -13454,7 +13391,38 @@
               <w:autoSpaceDE w:val="0"/>
               <w:autoSpaceDN w:val="0"/>
               <w:adjustRightInd w:val="0"/>
-              <w:jc w:val="center"/>
+              <w:jc w:val="both"/>
+              <w:rPr>
+                <w:rFonts w:ascii="Arial Nova Cond" w:hAnsi="Arial Nova Cond" w:cs="Arial"/>
+                <w:color w:val="000000"/>
+                <w:kern w:val="0"/>
+                <w:sz w:val="20"/>
+                <w:szCs w:val="20"/>
+              </w:rPr>
+            </w:pPr>
+            <w:r>
+              <w:rPr>
+                <w:rFonts w:ascii="Arial Nova Cond" w:hAnsi="Arial Nova Cond" w:cs="Arial"/>
+                <w:color w:val="000000"/>
+                <w:kern w:val="0"/>
+                <w:sz w:val="20"/>
+                <w:szCs w:val="20"/>
+              </w:rPr>
+              <w:t>{{competencias2}}</w:t>
+            </w:r>
+          </w:p>
+        </w:tc>
+        <w:tc>
+          <w:tcPr>
+            <w:tcW w:w="1399" w:type="dxa"/>
+            <w:vAlign w:val="center"/>
+          </w:tcPr>
+          <w:p>
+            <w:pPr>
+              <w:autoSpaceDE w:val="0"/>
+              <w:autoSpaceDN w:val="0"/>
+              <w:adjustRightInd w:val="0"/>
+              <w:jc w:val="both"/>
               <w:rPr>
                 <w:rFonts w:ascii="Arial Nova Cond" w:hAnsi="Arial Nova Cond" w:cs="Arial"/>
                 <w:color w:val="000000"/>
@@ -13483,7 +13451,7 @@
         </w:trPr>
         <w:tc>
           <w:tcPr>
-            <w:tcW w:w="875" w:type="dxa"/>
+            <w:tcW w:w="818" w:type="dxa"/>
             <w:vMerge w:val="restart"/>
             <w:vAlign w:val="center"/>
           </w:tcPr>
@@ -13522,7 +13490,7 @@
         </w:tc>
         <w:tc>
           <w:tcPr>
-            <w:tcW w:w="1095" w:type="dxa"/>
+            <w:tcW w:w="1018" w:type="dxa"/>
             <w:vAlign w:val="center"/>
           </w:tcPr>
           <w:p>
@@ -13560,33 +13528,7 @@
         </w:tc>
         <w:tc>
           <w:tcPr>
-            <w:tcW w:w="1726" w:type="dxa"/>
-            <w:vAlign w:val="center"/>
-          </w:tcPr>
-          <w:p>
-            <w:pPr>
-              <w:pStyle w:val="Sinespaciado"/>
-              <w:jc w:val="both"/>
-              <w:rPr>
-                <w:rFonts w:ascii="Arial Nova Cond" w:eastAsia="Times New Roman" w:hAnsi="Arial Nova Cond" w:cs="Times New Roman"/>
-                <w:sz w:val="20"/>
-                <w:szCs w:val="20"/>
-              </w:rPr>
-            </w:pPr>
-            <w:r>
-              <w:rPr>
-                <w:rFonts w:ascii="Arial Nova Cond" w:eastAsia="Calibri" w:hAnsi="Arial Nova Cond" w:cs="Times New Roman"/>
-                <w:sz w:val="20"/>
-                <w:szCs w:val="20"/>
-                <w:lang w:val="es-ES_tradnl"/>
-              </w:rPr>
-              <w:t>{{problemapotencialidad3}}</w:t>
-            </w:r>
-          </w:p>
-        </w:tc>
-        <w:tc>
-          <w:tcPr>
-            <w:tcW w:w="6169" w:type="dxa"/>
+            <w:tcW w:w="5379" w:type="dxa"/>
             <w:vAlign w:val="center"/>
           </w:tcPr>
           <w:p>
@@ -13621,7 +13563,7 @@
         </w:tc>
         <w:tc>
           <w:tcPr>
-            <w:tcW w:w="2015" w:type="dxa"/>
+            <w:tcW w:w="1984" w:type="dxa"/>
             <w:vAlign w:val="center"/>
           </w:tcPr>
           <w:p>
@@ -13652,7 +13594,7 @@
         </w:tc>
         <w:tc>
           <w:tcPr>
-            <w:tcW w:w="1634" w:type="dxa"/>
+            <w:tcW w:w="2693" w:type="dxa"/>
             <w:vAlign w:val="center"/>
           </w:tcPr>
           <w:p>
@@ -13677,13 +13619,13 @@
                 <w:sz w:val="20"/>
                 <w:szCs w:val="20"/>
               </w:rPr>
-              <w:t>{{competencias3}}</w:t>
-            </w:r>
-          </w:p>
-        </w:tc>
-        <w:tc>
-          <w:tcPr>
-            <w:tcW w:w="1337" w:type="dxa"/>
+              <w:t>{{campotematico3}}</w:t>
+            </w:r>
+          </w:p>
+        </w:tc>
+        <w:tc>
+          <w:tcPr>
+            <w:tcW w:w="1560" w:type="dxa"/>
             <w:vAlign w:val="center"/>
           </w:tcPr>
           <w:p>
@@ -13691,7 +13633,38 @@
               <w:autoSpaceDE w:val="0"/>
               <w:autoSpaceDN w:val="0"/>
               <w:adjustRightInd w:val="0"/>
-              <w:jc w:val="center"/>
+              <w:jc w:val="both"/>
+              <w:rPr>
+                <w:rFonts w:ascii="Arial Nova Cond" w:hAnsi="Arial Nova Cond" w:cs="Arial"/>
+                <w:color w:val="000000"/>
+                <w:kern w:val="0"/>
+                <w:sz w:val="20"/>
+                <w:szCs w:val="20"/>
+              </w:rPr>
+            </w:pPr>
+            <w:r>
+              <w:rPr>
+                <w:rFonts w:ascii="Arial Nova Cond" w:hAnsi="Arial Nova Cond" w:cs="Arial"/>
+                <w:color w:val="000000"/>
+                <w:kern w:val="0"/>
+                <w:sz w:val="20"/>
+                <w:szCs w:val="20"/>
+              </w:rPr>
+              <w:t>{{competencias3}}</w:t>
+            </w:r>
+          </w:p>
+        </w:tc>
+        <w:tc>
+          <w:tcPr>
+            <w:tcW w:w="1399" w:type="dxa"/>
+            <w:vAlign w:val="center"/>
+          </w:tcPr>
+          <w:p>
+            <w:pPr>
+              <w:autoSpaceDE w:val="0"/>
+              <w:autoSpaceDN w:val="0"/>
+              <w:adjustRightInd w:val="0"/>
+              <w:jc w:val="both"/>
               <w:rPr>
                 <w:rFonts w:ascii="Arial Nova Cond" w:hAnsi="Arial Nova Cond" w:cs="Arial"/>
                 <w:color w:val="000000"/>
@@ -13720,7 +13693,7 @@
         </w:trPr>
         <w:tc>
           <w:tcPr>
-            <w:tcW w:w="875" w:type="dxa"/>
+            <w:tcW w:w="818" w:type="dxa"/>
             <w:vMerge/>
             <w:vAlign w:val="center"/>
           </w:tcPr>
@@ -13748,7 +13721,7 @@
         </w:tc>
         <w:tc>
           <w:tcPr>
-            <w:tcW w:w="1095" w:type="dxa"/>
+            <w:tcW w:w="1018" w:type="dxa"/>
             <w:vAlign w:val="center"/>
           </w:tcPr>
           <w:p>
@@ -13786,33 +13759,7 @@
         </w:tc>
         <w:tc>
           <w:tcPr>
-            <w:tcW w:w="1726" w:type="dxa"/>
-            <w:vAlign w:val="center"/>
-          </w:tcPr>
-          <w:p>
-            <w:pPr>
-              <w:pStyle w:val="Sinespaciado"/>
-              <w:jc w:val="both"/>
-              <w:rPr>
-                <w:rFonts w:ascii="Arial Nova Cond" w:hAnsi="Arial Nova Cond"/>
-                <w:sz w:val="20"/>
-                <w:szCs w:val="20"/>
-              </w:rPr>
-            </w:pPr>
-            <w:r>
-              <w:rPr>
-                <w:rFonts w:ascii="Arial Nova Cond" w:eastAsia="Calibri" w:hAnsi="Arial Nova Cond" w:cs="Times New Roman"/>
-                <w:sz w:val="20"/>
-                <w:szCs w:val="20"/>
-                <w:lang w:val="es-ES_tradnl"/>
-              </w:rPr>
-              <w:t>{{problemapotencialidad4}}</w:t>
-            </w:r>
-          </w:p>
-        </w:tc>
-        <w:tc>
-          <w:tcPr>
-            <w:tcW w:w="6169" w:type="dxa"/>
+            <w:tcW w:w="5379" w:type="dxa"/>
             <w:vAlign w:val="center"/>
           </w:tcPr>
           <w:p>
@@ -13847,7 +13794,7 @@
         </w:tc>
         <w:tc>
           <w:tcPr>
-            <w:tcW w:w="2015" w:type="dxa"/>
+            <w:tcW w:w="1984" w:type="dxa"/>
             <w:vAlign w:val="center"/>
           </w:tcPr>
           <w:p>
@@ -13878,7 +13825,7 @@
         </w:tc>
         <w:tc>
           <w:tcPr>
-            <w:tcW w:w="1634" w:type="dxa"/>
+            <w:tcW w:w="2693" w:type="dxa"/>
             <w:vAlign w:val="center"/>
           </w:tcPr>
           <w:p>
@@ -13903,13 +13850,13 @@
                 <w:sz w:val="20"/>
                 <w:szCs w:val="20"/>
               </w:rPr>
-              <w:t>{{competencias4}}</w:t>
-            </w:r>
-          </w:p>
-        </w:tc>
-        <w:tc>
-          <w:tcPr>
-            <w:tcW w:w="1337" w:type="dxa"/>
+              <w:t>{{campotematico4}}</w:t>
+            </w:r>
+          </w:p>
+        </w:tc>
+        <w:tc>
+          <w:tcPr>
+            <w:tcW w:w="1560" w:type="dxa"/>
             <w:vAlign w:val="center"/>
           </w:tcPr>
           <w:p>
@@ -13917,7 +13864,38 @@
               <w:autoSpaceDE w:val="0"/>
               <w:autoSpaceDN w:val="0"/>
               <w:adjustRightInd w:val="0"/>
-              <w:jc w:val="center"/>
+              <w:jc w:val="both"/>
+              <w:rPr>
+                <w:rFonts w:ascii="Arial Nova Cond" w:hAnsi="Arial Nova Cond" w:cs="Arial"/>
+                <w:color w:val="000000"/>
+                <w:kern w:val="0"/>
+                <w:sz w:val="20"/>
+                <w:szCs w:val="20"/>
+              </w:rPr>
+            </w:pPr>
+            <w:r>
+              <w:rPr>
+                <w:rFonts w:ascii="Arial Nova Cond" w:hAnsi="Arial Nova Cond" w:cs="Arial"/>
+                <w:color w:val="000000"/>
+                <w:kern w:val="0"/>
+                <w:sz w:val="20"/>
+                <w:szCs w:val="20"/>
+              </w:rPr>
+              <w:t>{{competencias4}}</w:t>
+            </w:r>
+          </w:p>
+        </w:tc>
+        <w:tc>
+          <w:tcPr>
+            <w:tcW w:w="1399" w:type="dxa"/>
+            <w:vAlign w:val="center"/>
+          </w:tcPr>
+          <w:p>
+            <w:pPr>
+              <w:autoSpaceDE w:val="0"/>
+              <w:autoSpaceDN w:val="0"/>
+              <w:adjustRightInd w:val="0"/>
+              <w:jc w:val="both"/>
               <w:rPr>
                 <w:rFonts w:ascii="Arial Nova Cond" w:hAnsi="Arial Nova Cond" w:cs="Arial"/>
                 <w:color w:val="000000"/>
@@ -13946,7 +13924,7 @@
         </w:trPr>
         <w:tc>
           <w:tcPr>
-            <w:tcW w:w="875" w:type="dxa"/>
+            <w:tcW w:w="818" w:type="dxa"/>
             <w:vMerge w:val="restart"/>
             <w:vAlign w:val="center"/>
           </w:tcPr>
@@ -13985,7 +13963,7 @@
         </w:tc>
         <w:tc>
           <w:tcPr>
-            <w:tcW w:w="1095" w:type="dxa"/>
+            <w:tcW w:w="1018" w:type="dxa"/>
             <w:vAlign w:val="center"/>
           </w:tcPr>
           <w:p>
@@ -14023,34 +14001,7 @@
         </w:tc>
         <w:tc>
           <w:tcPr>
-            <w:tcW w:w="1726" w:type="dxa"/>
-            <w:vAlign w:val="center"/>
-          </w:tcPr>
-          <w:p>
-            <w:pPr>
-              <w:pStyle w:val="Sinespaciado"/>
-              <w:jc w:val="both"/>
-              <w:rPr>
-                <w:rFonts w:ascii="Arial Nova Cond" w:hAnsi="Arial Nova Cond"/>
-                <w:color w:val="000000" w:themeColor="text1"/>
-                <w:sz w:val="20"/>
-                <w:szCs w:val="20"/>
-              </w:rPr>
-            </w:pPr>
-            <w:r>
-              <w:rPr>
-                <w:rFonts w:ascii="Arial Nova Cond" w:eastAsia="Calibri" w:hAnsi="Arial Nova Cond" w:cs="Times New Roman"/>
-                <w:sz w:val="20"/>
-                <w:szCs w:val="20"/>
-                <w:lang w:val="es-ES_tradnl"/>
-              </w:rPr>
-              <w:t>{{problemapotencialidad5}}</w:t>
-            </w:r>
-          </w:p>
-        </w:tc>
-        <w:tc>
-          <w:tcPr>
-            <w:tcW w:w="6169" w:type="dxa"/>
+            <w:tcW w:w="5379" w:type="dxa"/>
             <w:vAlign w:val="center"/>
           </w:tcPr>
           <w:p>
@@ -14079,13 +14030,13 @@
                 <w:szCs w:val="20"/>
                 <w:lang w:val="es-ES_tradnl"/>
               </w:rPr>
-              <w:t>{{situacionsignificativa5}}</w:t>
-            </w:r>
-          </w:p>
-        </w:tc>
-        <w:tc>
-          <w:tcPr>
-            <w:tcW w:w="2015" w:type="dxa"/>
+              <w:t xml:space="preserve">{{situacionsignificativa5}} </w:t>
+            </w:r>
+          </w:p>
+        </w:tc>
+        <w:tc>
+          <w:tcPr>
+            <w:tcW w:w="1984" w:type="dxa"/>
             <w:vAlign w:val="center"/>
           </w:tcPr>
           <w:p>
@@ -14116,7 +14067,7 @@
         </w:tc>
         <w:tc>
           <w:tcPr>
-            <w:tcW w:w="1634" w:type="dxa"/>
+            <w:tcW w:w="2693" w:type="dxa"/>
             <w:vAlign w:val="center"/>
           </w:tcPr>
           <w:p>
@@ -14141,13 +14092,13 @@
                 <w:sz w:val="20"/>
                 <w:szCs w:val="20"/>
               </w:rPr>
-              <w:t>{{competencias5}}</w:t>
-            </w:r>
-          </w:p>
-        </w:tc>
-        <w:tc>
-          <w:tcPr>
-            <w:tcW w:w="1337" w:type="dxa"/>
+              <w:t>{{campotematico5}}</w:t>
+            </w:r>
+          </w:p>
+        </w:tc>
+        <w:tc>
+          <w:tcPr>
+            <w:tcW w:w="1560" w:type="dxa"/>
             <w:vAlign w:val="center"/>
           </w:tcPr>
           <w:p>
@@ -14155,7 +14106,38 @@
               <w:autoSpaceDE w:val="0"/>
               <w:autoSpaceDN w:val="0"/>
               <w:adjustRightInd w:val="0"/>
-              <w:jc w:val="center"/>
+              <w:jc w:val="both"/>
+              <w:rPr>
+                <w:rFonts w:ascii="Arial Nova Cond" w:hAnsi="Arial Nova Cond" w:cs="Arial"/>
+                <w:color w:val="000000"/>
+                <w:kern w:val="0"/>
+                <w:sz w:val="20"/>
+                <w:szCs w:val="20"/>
+              </w:rPr>
+            </w:pPr>
+            <w:r>
+              <w:rPr>
+                <w:rFonts w:ascii="Arial Nova Cond" w:hAnsi="Arial Nova Cond" w:cs="Arial"/>
+                <w:color w:val="000000"/>
+                <w:kern w:val="0"/>
+                <w:sz w:val="20"/>
+                <w:szCs w:val="20"/>
+              </w:rPr>
+              <w:t>{{competencias5}}</w:t>
+            </w:r>
+          </w:p>
+        </w:tc>
+        <w:tc>
+          <w:tcPr>
+            <w:tcW w:w="1399" w:type="dxa"/>
+            <w:vAlign w:val="center"/>
+          </w:tcPr>
+          <w:p>
+            <w:pPr>
+              <w:autoSpaceDE w:val="0"/>
+              <w:autoSpaceDN w:val="0"/>
+              <w:adjustRightInd w:val="0"/>
+              <w:jc w:val="both"/>
               <w:rPr>
                 <w:rFonts w:ascii="Arial Nova Cond" w:hAnsi="Arial Nova Cond" w:cs="Arial"/>
                 <w:color w:val="000000"/>
@@ -14184,7 +14166,7 @@
         </w:trPr>
         <w:tc>
           <w:tcPr>
-            <w:tcW w:w="875" w:type="dxa"/>
+            <w:tcW w:w="818" w:type="dxa"/>
             <w:vMerge/>
             <w:vAlign w:val="center"/>
           </w:tcPr>
@@ -14212,7 +14194,7 @@
         </w:tc>
         <w:tc>
           <w:tcPr>
-            <w:tcW w:w="1095" w:type="dxa"/>
+            <w:tcW w:w="1018" w:type="dxa"/>
             <w:vAlign w:val="center"/>
           </w:tcPr>
           <w:p>
@@ -14250,33 +14232,7 @@
         </w:tc>
         <w:tc>
           <w:tcPr>
-            <w:tcW w:w="1726" w:type="dxa"/>
-            <w:vAlign w:val="center"/>
-          </w:tcPr>
-          <w:p>
-            <w:pPr>
-              <w:pStyle w:val="Sinespaciado"/>
-              <w:jc w:val="both"/>
-              <w:rPr>
-                <w:rFonts w:ascii="Arial Nova Cond" w:hAnsi="Arial Nova Cond"/>
-                <w:sz w:val="20"/>
-                <w:szCs w:val="20"/>
-              </w:rPr>
-            </w:pPr>
-            <w:r>
-              <w:rPr>
-                <w:rFonts w:ascii="Arial Nova Cond" w:eastAsia="Calibri" w:hAnsi="Arial Nova Cond" w:cs="Times New Roman"/>
-                <w:sz w:val="20"/>
-                <w:szCs w:val="20"/>
-                <w:lang w:val="es-ES_tradnl"/>
-              </w:rPr>
-              <w:t>{{problemapotencialidad6}}</w:t>
-            </w:r>
-          </w:p>
-        </w:tc>
-        <w:tc>
-          <w:tcPr>
-            <w:tcW w:w="6169" w:type="dxa"/>
+            <w:tcW w:w="5379" w:type="dxa"/>
             <w:vAlign w:val="center"/>
           </w:tcPr>
           <w:p>
@@ -14310,7 +14266,7 @@
         </w:tc>
         <w:tc>
           <w:tcPr>
-            <w:tcW w:w="2015" w:type="dxa"/>
+            <w:tcW w:w="1984" w:type="dxa"/>
             <w:vAlign w:val="center"/>
           </w:tcPr>
           <w:p>
@@ -14341,7 +14297,7 @@
         </w:tc>
         <w:tc>
           <w:tcPr>
-            <w:tcW w:w="1634" w:type="dxa"/>
+            <w:tcW w:w="2693" w:type="dxa"/>
             <w:vAlign w:val="center"/>
           </w:tcPr>
           <w:p>
@@ -14366,13 +14322,13 @@
                 <w:sz w:val="20"/>
                 <w:szCs w:val="20"/>
               </w:rPr>
-              <w:t>{{competencias6}}</w:t>
-            </w:r>
-          </w:p>
-        </w:tc>
-        <w:tc>
-          <w:tcPr>
-            <w:tcW w:w="1337" w:type="dxa"/>
+              <w:t>{{campotematico6}}</w:t>
+            </w:r>
+          </w:p>
+        </w:tc>
+        <w:tc>
+          <w:tcPr>
+            <w:tcW w:w="1560" w:type="dxa"/>
             <w:vAlign w:val="center"/>
           </w:tcPr>
           <w:p>
@@ -14380,7 +14336,38 @@
               <w:autoSpaceDE w:val="0"/>
               <w:autoSpaceDN w:val="0"/>
               <w:adjustRightInd w:val="0"/>
-              <w:jc w:val="center"/>
+              <w:jc w:val="both"/>
+              <w:rPr>
+                <w:rFonts w:ascii="Arial Nova Cond" w:hAnsi="Arial Nova Cond" w:cs="Arial"/>
+                <w:color w:val="000000"/>
+                <w:kern w:val="0"/>
+                <w:sz w:val="20"/>
+                <w:szCs w:val="20"/>
+              </w:rPr>
+            </w:pPr>
+            <w:r>
+              <w:rPr>
+                <w:rFonts w:ascii="Arial Nova Cond" w:hAnsi="Arial Nova Cond" w:cs="Arial"/>
+                <w:color w:val="000000"/>
+                <w:kern w:val="0"/>
+                <w:sz w:val="20"/>
+                <w:szCs w:val="20"/>
+              </w:rPr>
+              <w:t>{{competencias6}}</w:t>
+            </w:r>
+          </w:p>
+        </w:tc>
+        <w:tc>
+          <w:tcPr>
+            <w:tcW w:w="1399" w:type="dxa"/>
+            <w:vAlign w:val="center"/>
+          </w:tcPr>
+          <w:p>
+            <w:pPr>
+              <w:autoSpaceDE w:val="0"/>
+              <w:autoSpaceDN w:val="0"/>
+              <w:adjustRightInd w:val="0"/>
+              <w:jc w:val="both"/>
               <w:rPr>
                 <w:rFonts w:ascii="Arial Nova Cond" w:hAnsi="Arial Nova Cond" w:cs="Arial"/>
                 <w:color w:val="000000"/>
@@ -14409,7 +14396,7 @@
         </w:trPr>
         <w:tc>
           <w:tcPr>
-            <w:tcW w:w="875" w:type="dxa"/>
+            <w:tcW w:w="818" w:type="dxa"/>
             <w:vMerge w:val="restart"/>
             <w:vAlign w:val="center"/>
           </w:tcPr>
@@ -14448,7 +14435,7 @@
         </w:tc>
         <w:tc>
           <w:tcPr>
-            <w:tcW w:w="1095" w:type="dxa"/>
+            <w:tcW w:w="1018" w:type="dxa"/>
             <w:vAlign w:val="center"/>
           </w:tcPr>
           <w:p>
@@ -14486,7 +14473,7 @@
         </w:tc>
         <w:tc>
           <w:tcPr>
-            <w:tcW w:w="1726" w:type="dxa"/>
+            <w:tcW w:w="5379" w:type="dxa"/>
             <w:vAlign w:val="center"/>
           </w:tcPr>
           <w:p>
@@ -14499,62 +14486,28 @@
               </w:tabs>
               <w:spacing w:line="276" w:lineRule="auto"/>
               <w:ind w:left="0"/>
+              <w:jc w:val="both"/>
+              <w:rPr>
+                <w:rFonts w:ascii="Arial Nova Cond" w:hAnsi="Arial Nova Cond"/>
+                <w:color w:val="000000" w:themeColor="text1"/>
+                <w:sz w:val="20"/>
+                <w:szCs w:val="20"/>
+              </w:rPr>
+            </w:pPr>
+            <w:r>
               <w:rPr>
                 <w:rFonts w:ascii="Arial Nova Cond" w:eastAsia="Calibri" w:hAnsi="Arial Nova Cond" w:cs="Times New Roman"/>
-                <w:color w:val="000000" w:themeColor="text1"/>
                 <w:sz w:val="20"/>
                 <w:szCs w:val="20"/>
                 <w:lang w:val="es-ES_tradnl"/>
               </w:rPr>
-            </w:pPr>
-            <w:r>
-              <w:rPr>
-                <w:rFonts w:ascii="Arial Nova Cond" w:eastAsia="Calibri" w:hAnsi="Arial Nova Cond" w:cs="Times New Roman"/>
-                <w:sz w:val="20"/>
-                <w:szCs w:val="20"/>
-                <w:lang w:val="es-ES_tradnl"/>
-              </w:rPr>
-              <w:t>{{problemapotencialidad7}}</w:t>
-            </w:r>
-          </w:p>
-        </w:tc>
-        <w:tc>
-          <w:tcPr>
-            <w:tcW w:w="6169" w:type="dxa"/>
-            <w:vAlign w:val="center"/>
-          </w:tcPr>
-          <w:p>
-            <w:pPr>
-              <w:pStyle w:val="Prrafodelista"/>
-              <w:tabs>
-                <w:tab w:val="left" w:pos="0"/>
-                <w:tab w:val="left" w:pos="142"/>
-                <w:tab w:val="left" w:pos="284"/>
-              </w:tabs>
-              <w:spacing w:line="276" w:lineRule="auto"/>
-              <w:ind w:left="0"/>
-              <w:jc w:val="both"/>
-              <w:rPr>
-                <w:rFonts w:ascii="Arial Nova Cond" w:hAnsi="Arial Nova Cond"/>
-                <w:color w:val="000000" w:themeColor="text1"/>
-                <w:sz w:val="20"/>
-                <w:szCs w:val="20"/>
-              </w:rPr>
-            </w:pPr>
-            <w:r>
-              <w:rPr>
-                <w:rFonts w:ascii="Arial Nova Cond" w:eastAsia="Calibri" w:hAnsi="Arial Nova Cond" w:cs="Times New Roman"/>
-                <w:sz w:val="20"/>
-                <w:szCs w:val="20"/>
-                <w:lang w:val="es-ES_tradnl"/>
-              </w:rPr>
               <w:t>{{situacionsignificativa7}}</w:t>
             </w:r>
           </w:p>
         </w:tc>
         <w:tc>
           <w:tcPr>
-            <w:tcW w:w="2015" w:type="dxa"/>
+            <w:tcW w:w="1984" w:type="dxa"/>
             <w:vAlign w:val="center"/>
           </w:tcPr>
           <w:p>
@@ -14585,7 +14538,7 @@
         </w:tc>
         <w:tc>
           <w:tcPr>
-            <w:tcW w:w="1634" w:type="dxa"/>
+            <w:tcW w:w="2693" w:type="dxa"/>
             <w:vAlign w:val="center"/>
           </w:tcPr>
           <w:p>
@@ -14610,13 +14563,13 @@
                 <w:sz w:val="20"/>
                 <w:szCs w:val="20"/>
               </w:rPr>
-              <w:t>{{competencias7}}</w:t>
-            </w:r>
-          </w:p>
-        </w:tc>
-        <w:tc>
-          <w:tcPr>
-            <w:tcW w:w="1337" w:type="dxa"/>
+              <w:t>{{campotematico7}}</w:t>
+            </w:r>
+          </w:p>
+        </w:tc>
+        <w:tc>
+          <w:tcPr>
+            <w:tcW w:w="1560" w:type="dxa"/>
             <w:vAlign w:val="center"/>
           </w:tcPr>
           <w:p>
@@ -14624,7 +14577,38 @@
               <w:autoSpaceDE w:val="0"/>
               <w:autoSpaceDN w:val="0"/>
               <w:adjustRightInd w:val="0"/>
-              <w:jc w:val="center"/>
+              <w:jc w:val="both"/>
+              <w:rPr>
+                <w:rFonts w:ascii="Arial Nova Cond" w:hAnsi="Arial Nova Cond" w:cs="Arial"/>
+                <w:color w:val="000000"/>
+                <w:kern w:val="0"/>
+                <w:sz w:val="20"/>
+                <w:szCs w:val="20"/>
+              </w:rPr>
+            </w:pPr>
+            <w:r>
+              <w:rPr>
+                <w:rFonts w:ascii="Arial Nova Cond" w:hAnsi="Arial Nova Cond" w:cs="Arial"/>
+                <w:color w:val="000000"/>
+                <w:kern w:val="0"/>
+                <w:sz w:val="20"/>
+                <w:szCs w:val="20"/>
+              </w:rPr>
+              <w:t>{{competencias7}}</w:t>
+            </w:r>
+          </w:p>
+        </w:tc>
+        <w:tc>
+          <w:tcPr>
+            <w:tcW w:w="1399" w:type="dxa"/>
+            <w:vAlign w:val="center"/>
+          </w:tcPr>
+          <w:p>
+            <w:pPr>
+              <w:autoSpaceDE w:val="0"/>
+              <w:autoSpaceDN w:val="0"/>
+              <w:adjustRightInd w:val="0"/>
+              <w:jc w:val="both"/>
               <w:rPr>
                 <w:rFonts w:ascii="Arial Nova Cond" w:hAnsi="Arial Nova Cond" w:cs="Arial"/>
                 <w:color w:val="000000"/>
@@ -14653,7 +14637,7 @@
         </w:trPr>
         <w:tc>
           <w:tcPr>
-            <w:tcW w:w="875" w:type="dxa"/>
+            <w:tcW w:w="818" w:type="dxa"/>
             <w:vMerge/>
             <w:vAlign w:val="center"/>
           </w:tcPr>
@@ -14681,7 +14665,7 @@
         </w:tc>
         <w:tc>
           <w:tcPr>
-            <w:tcW w:w="1095" w:type="dxa"/>
+            <w:tcW w:w="1018" w:type="dxa"/>
             <w:vAlign w:val="center"/>
           </w:tcPr>
           <w:p>
@@ -14719,7 +14703,7 @@
         </w:tc>
         <w:tc>
           <w:tcPr>
-            <w:tcW w:w="1726" w:type="dxa"/>
+            <w:tcW w:w="5379" w:type="dxa"/>
             <w:vAlign w:val="center"/>
           </w:tcPr>
           <w:p>
@@ -14732,6 +14716,7 @@
               </w:tabs>
               <w:spacing w:line="276" w:lineRule="auto"/>
               <w:ind w:left="0"/>
+              <w:jc w:val="both"/>
               <w:rPr>
                 <w:rFonts w:ascii="Arial Nova Cond" w:eastAsia="Calibri" w:hAnsi="Arial Nova Cond" w:cs="Times New Roman"/>
                 <w:color w:val="000000" w:themeColor="text1"/>
@@ -14747,48 +14732,13 @@
                 <w:szCs w:val="20"/>
                 <w:lang w:val="es-ES_tradnl"/>
               </w:rPr>
-              <w:t>{{problemapotencialidad8}}</w:t>
-            </w:r>
-          </w:p>
-        </w:tc>
-        <w:tc>
-          <w:tcPr>
-            <w:tcW w:w="6169" w:type="dxa"/>
-            <w:vAlign w:val="center"/>
-          </w:tcPr>
-          <w:p>
-            <w:pPr>
-              <w:pStyle w:val="Prrafodelista"/>
-              <w:tabs>
-                <w:tab w:val="left" w:pos="0"/>
-                <w:tab w:val="left" w:pos="142"/>
-                <w:tab w:val="left" w:pos="284"/>
-              </w:tabs>
-              <w:spacing w:line="276" w:lineRule="auto"/>
-              <w:ind w:left="0"/>
-              <w:jc w:val="both"/>
-              <w:rPr>
-                <w:rFonts w:ascii="Arial Nova Cond" w:eastAsia="Calibri" w:hAnsi="Arial Nova Cond" w:cs="Times New Roman"/>
-                <w:color w:val="000000" w:themeColor="text1"/>
-                <w:sz w:val="20"/>
-                <w:szCs w:val="20"/>
-                <w:lang w:val="es-ES_tradnl"/>
-              </w:rPr>
-            </w:pPr>
-            <w:r>
-              <w:rPr>
-                <w:rFonts w:ascii="Arial Nova Cond" w:eastAsia="Calibri" w:hAnsi="Arial Nova Cond" w:cs="Times New Roman"/>
-                <w:sz w:val="20"/>
-                <w:szCs w:val="20"/>
-                <w:lang w:val="es-ES_tradnl"/>
-              </w:rPr>
               <w:t>{{situacionsignificativa8}}</w:t>
             </w:r>
           </w:p>
         </w:tc>
         <w:tc>
           <w:tcPr>
-            <w:tcW w:w="2015" w:type="dxa"/>
+            <w:tcW w:w="1984" w:type="dxa"/>
             <w:vAlign w:val="center"/>
           </w:tcPr>
           <w:p>
@@ -14818,7 +14768,7 @@
         </w:tc>
         <w:tc>
           <w:tcPr>
-            <w:tcW w:w="1634" w:type="dxa"/>
+            <w:tcW w:w="2693" w:type="dxa"/>
             <w:vAlign w:val="center"/>
           </w:tcPr>
           <w:p>
@@ -14843,13 +14793,13 @@
                 <w:sz w:val="20"/>
                 <w:szCs w:val="20"/>
               </w:rPr>
-              <w:t>{{competencias8}}</w:t>
-            </w:r>
-          </w:p>
-        </w:tc>
-        <w:tc>
-          <w:tcPr>
-            <w:tcW w:w="1337" w:type="dxa"/>
+              <w:t>{{campotematico8}}</w:t>
+            </w:r>
+          </w:p>
+        </w:tc>
+        <w:tc>
+          <w:tcPr>
+            <w:tcW w:w="1560" w:type="dxa"/>
             <w:vAlign w:val="center"/>
           </w:tcPr>
           <w:p>
@@ -14857,7 +14807,7 @@
               <w:autoSpaceDE w:val="0"/>
               <w:autoSpaceDN w:val="0"/>
               <w:adjustRightInd w:val="0"/>
-              <w:jc w:val="center"/>
+              <w:jc w:val="both"/>
               <w:rPr>
                 <w:rFonts w:ascii="Arial Nova Cond" w:hAnsi="Arial Nova Cond" w:cs="Arial"/>
                 <w:color w:val="000000"/>
@@ -14874,6 +14824,37 @@
                 <w:sz w:val="20"/>
                 <w:szCs w:val="20"/>
               </w:rPr>
+              <w:t>{{competencias8}}</w:t>
+            </w:r>
+          </w:p>
+        </w:tc>
+        <w:tc>
+          <w:tcPr>
+            <w:tcW w:w="1399" w:type="dxa"/>
+            <w:vAlign w:val="center"/>
+          </w:tcPr>
+          <w:p>
+            <w:pPr>
+              <w:autoSpaceDE w:val="0"/>
+              <w:autoSpaceDN w:val="0"/>
+              <w:adjustRightInd w:val="0"/>
+              <w:jc w:val="both"/>
+              <w:rPr>
+                <w:rFonts w:ascii="Arial Nova Cond" w:hAnsi="Arial Nova Cond" w:cs="Arial"/>
+                <w:color w:val="000000"/>
+                <w:kern w:val="0"/>
+                <w:sz w:val="20"/>
+                <w:szCs w:val="20"/>
+              </w:rPr>
+            </w:pPr>
+            <w:r>
+              <w:rPr>
+                <w:rFonts w:ascii="Arial Nova Cond" w:hAnsi="Arial Nova Cond" w:cs="Arial"/>
+                <w:color w:val="000000"/>
+                <w:kern w:val="0"/>
+                <w:sz w:val="20"/>
+                <w:szCs w:val="20"/>
+              </w:rPr>
               <w:t>{{producto8}}</w:t>
             </w:r>
           </w:p>
@@ -14881,28 +14862,6 @@
       </w:tr>
       <w:bookmarkEnd w:id="1"/>
     </w:tbl>
-    <w:p>
-      <w:pPr>
-        <w:ind w:right="-455"/>
-        <w:rPr>
-          <w:rFonts w:ascii="Arial Nova Cond" w:hAnsi="Arial Nova Cond" w:cs="Times New Roman"/>
-          <w:b/>
-          <w:bCs/>
-          <w:color w:val="000000" w:themeColor="text1"/>
-        </w:rPr>
-      </w:pPr>
-    </w:p>
-    <w:p>
-      <w:pPr>
-        <w:ind w:right="-455"/>
-        <w:rPr>
-          <w:rFonts w:ascii="Arial Nova Cond" w:hAnsi="Arial Nova Cond" w:cs="Times New Roman"/>
-          <w:b/>
-          <w:bCs/>
-          <w:color w:val="000000" w:themeColor="text1"/>
-        </w:rPr>
-      </w:pPr>
-    </w:p>
     <w:p>
       <w:pPr>
         <w:ind w:right="-455"/>
@@ -14938,6 +14897,7 @@
           <w:bCs/>
           <w:color w:val="000000" w:themeColor="text1"/>
         </w:rPr>
+        <w:lastRenderedPageBreak/>
         <w:t xml:space="preserve">ORGANIZACIÓN DE LOS PROPÓSITOS DE APRENDIZAJE: </w:t>
       </w:r>
     </w:p>
@@ -27197,7 +27157,6 @@
               </w:rPr>
               <w:t xml:space="preserve">Minedu (2016). Programa curricular de educación secundaria. Resolución Ministerial </w:t>
             </w:r>
-            <w:proofErr w:type="spellStart"/>
             <w:r>
               <w:rPr>
                 <w:rFonts w:ascii="Arial Nova Cond Light" w:eastAsia="Calibri" w:hAnsi="Arial Nova Cond Light" w:cs="Calibri Light"/>
@@ -27206,7 +27165,6 @@
               </w:rPr>
               <w:t>N°</w:t>
             </w:r>
-            <w:proofErr w:type="spellEnd"/>
             <w:r>
               <w:rPr>
                 <w:rFonts w:ascii="Arial Nova Cond Light" w:eastAsia="Calibri" w:hAnsi="Arial Nova Cond Light" w:cs="Calibri Light"/>
@@ -27239,7 +27197,6 @@
               </w:rPr>
               <w:t xml:space="preserve">Minedu (2016). Currículo Nacional de la educación básica. Resolución Ministerial </w:t>
             </w:r>
-            <w:proofErr w:type="spellStart"/>
             <w:r>
               <w:rPr>
                 <w:rFonts w:ascii="Arial Nova Cond Light" w:eastAsia="Calibri" w:hAnsi="Arial Nova Cond Light" w:cs="Calibri Light"/>
@@ -27248,7 +27205,6 @@
               </w:rPr>
               <w:t>N°</w:t>
             </w:r>
-            <w:proofErr w:type="spellEnd"/>
             <w:r>
               <w:rPr>
                 <w:rFonts w:ascii="Arial Nova Cond Light" w:eastAsia="Calibri" w:hAnsi="Arial Nova Cond Light" w:cs="Calibri Light"/>
@@ -28113,7 +28069,7 @@
 </file>
 
 <file path=word/endnotes.xml><?xml version="1.0" encoding="utf-8"?>
-<w:endnotes xmlns:wpc="http://schemas.microsoft.com/office/word/2010/wordprocessingCanvas" xmlns:cx="http://schemas.microsoft.com/office/drawing/2014/chartex" xmlns:cx1="http://schemas.microsoft.com/office/drawing/2015/9/8/chartex" xmlns:cx2="http://schemas.microsoft.com/office/drawing/2015/10/21/chartex" xmlns:cx3="http://schemas.microsoft.com/office/drawing/2016/5/9/chartex" xmlns:cx4="http://schemas.microsoft.com/office/drawing/2016/5/10/chartex" xmlns:cx5="http://schemas.microsoft.com/office/drawing/2016/5/11/chartex" xmlns:cx6="http://schemas.microsoft.com/office/drawing/2016/5/12/chartex" xmlns:cx7="http://schemas.microsoft.com/office/drawing/2016/5/13/chartex" xmlns:cx8="http://schemas.microsoft.com/office/drawing/2016/5/14/chartex" xmlns:mc="http://schemas.openxmlformats.org/markup-compatibility/2006" xmlns:aink="http://schemas.microsoft.com/office/drawing/2016/ink" xmlns:am3d="http://schemas.microsoft.com/office/drawing/2017/model3d" xmlns:o="urn:schemas-microsoft-com:office:office" xmlns:oel="http://schemas.microsoft.com/office/2019/extlst" xmlns:r="http://schemas.openxmlformats.org/officeDocument/2006/relationships" xmlns:m="http://schemas.openxmlformats.org/officeDocument/2006/math" xmlns:v="urn:schemas-microsoft-com:vml" xmlns:wp14="http://schemas.microsoft.com/office/word/2010/wordprocessingDrawing" xmlns:wp="http://schemas.openxmlformats.org/drawingml/2006/wordprocessingDrawing" xmlns:w10="urn:schemas-microsoft-com:office:word" xmlns:w="http://schemas.openxmlformats.org/wordprocessingml/2006/main" xmlns:w14="http://schemas.microsoft.com/office/word/2010/wordml" xmlns:w15="http://schemas.microsoft.com/office/word/2012/wordml" xmlns:w16cex="http://schemas.microsoft.com/office/word/2018/wordml/cex" xmlns:w16cid="http://schemas.microsoft.com/office/word/2016/wordml/cid" xmlns:w16="http://schemas.microsoft.com/office/word/2018/wordml" xmlns:w16du="http://schemas.microsoft.com/office/word/2023/wordml/word16du" xmlns:w16sdtdh="http://schemas.microsoft.com/office/word/2020/wordml/sdtdatahash" xmlns:w16se="http://schemas.microsoft.com/office/word/2015/wordml/symex" xmlns:wpg="http://schemas.microsoft.com/office/word/2010/wordprocessingGroup" xmlns:wpi="http://schemas.microsoft.com/office/word/2010/wordprocessingInk" xmlns:wne="http://schemas.microsoft.com/office/word/2006/wordml" xmlns:wps="http://schemas.microsoft.com/office/word/2010/wordprocessingShape" mc:Ignorable="w14 w15 w16se w16cid w16 w16cex w16sdtdh w16du wp14">
+<w:endnotes xmlns:wpc="http://schemas.microsoft.com/office/word/2010/wordprocessingCanvas" xmlns:cx="http://schemas.microsoft.com/office/drawing/2014/chartex" xmlns:cx1="http://schemas.microsoft.com/office/drawing/2015/9/8/chartex" xmlns:cx2="http://schemas.microsoft.com/office/drawing/2015/10/21/chartex" xmlns:cx3="http://schemas.microsoft.com/office/drawing/2016/5/9/chartex" xmlns:cx4="http://schemas.microsoft.com/office/drawing/2016/5/10/chartex" xmlns:cx5="http://schemas.microsoft.com/office/drawing/2016/5/11/chartex" xmlns:cx6="http://schemas.microsoft.com/office/drawing/2016/5/12/chartex" xmlns:cx7="http://schemas.microsoft.com/office/drawing/2016/5/13/chartex" xmlns:cx8="http://schemas.microsoft.com/office/drawing/2016/5/14/chartex" xmlns:mc="http://schemas.openxmlformats.org/markup-compatibility/2006" xmlns:aink="http://schemas.microsoft.com/office/drawing/2016/ink" xmlns:am3d="http://schemas.microsoft.com/office/drawing/2017/model3d" xmlns:o="urn:schemas-microsoft-com:office:office" xmlns:oel="http://schemas.microsoft.com/office/2019/extlst" xmlns:r="http://schemas.openxmlformats.org/officeDocument/2006/relationships" xmlns:m="http://schemas.openxmlformats.org/officeDocument/2006/math" xmlns:v="urn:schemas-microsoft-com:vml" xmlns:wp14="http://schemas.microsoft.com/office/word/2010/wordprocessingDrawing" xmlns:wp="http://schemas.openxmlformats.org/drawingml/2006/wordprocessingDrawing" xmlns:w10="urn:schemas-microsoft-com:office:word" xmlns:w="http://schemas.openxmlformats.org/wordprocessingml/2006/main" xmlns:w14="http://schemas.microsoft.com/office/word/2010/wordml" xmlns:w15="http://schemas.microsoft.com/office/word/2012/wordml" xmlns:w16cex="http://schemas.microsoft.com/office/word/2018/wordml/cex" xmlns:w16cid="http://schemas.microsoft.com/office/word/2016/wordml/cid" xmlns:w16="http://schemas.microsoft.com/office/word/2018/wordml" xmlns:w16du="http://schemas.microsoft.com/office/word/2023/wordml/word16du" xmlns:w16sdtdh="http://schemas.microsoft.com/office/word/2020/wordml/sdtdatahash" xmlns:w16sdtfl="http://schemas.microsoft.com/office/word/2024/wordml/sdtformatlock" xmlns:w16se="http://schemas.microsoft.com/office/word/2015/wordml/symex" xmlns:wpg="http://schemas.microsoft.com/office/word/2010/wordprocessingGroup" xmlns:wpi="http://schemas.microsoft.com/office/word/2010/wordprocessingInk" xmlns:wne="http://schemas.microsoft.com/office/word/2006/wordml" xmlns:wps="http://schemas.microsoft.com/office/word/2010/wordprocessingShape" mc:Ignorable="w14 w15 w16se w16cid w16 w16cex w16sdtdh w16sdtfl w16du wp14">
   <w:endnote w:type="separator" w:id="-1">
     <w:p>
       <w:pPr>
@@ -28138,7 +28094,7 @@
 </file>
 
 <file path=word/footer1.xml><?xml version="1.0" encoding="utf-8"?>
-<w:ftr xmlns:wpc="http://schemas.microsoft.com/office/word/2010/wordprocessingCanvas" xmlns:cx="http://schemas.microsoft.com/office/drawing/2014/chartex" xmlns:cx1="http://schemas.microsoft.com/office/drawing/2015/9/8/chartex" xmlns:cx2="http://schemas.microsoft.com/office/drawing/2015/10/21/chartex" xmlns:cx3="http://schemas.microsoft.com/office/drawing/2016/5/9/chartex" xmlns:cx4="http://schemas.microsoft.com/office/drawing/2016/5/10/chartex" xmlns:cx5="http://schemas.microsoft.com/office/drawing/2016/5/11/chartex" xmlns:cx6="http://schemas.microsoft.com/office/drawing/2016/5/12/chartex" xmlns:cx7="http://schemas.microsoft.com/office/drawing/2016/5/13/chartex" xmlns:cx8="http://schemas.microsoft.com/office/drawing/2016/5/14/chartex" xmlns:mc="http://schemas.openxmlformats.org/markup-compatibility/2006" xmlns:aink="http://schemas.microsoft.com/office/drawing/2016/ink" xmlns:am3d="http://schemas.microsoft.com/office/drawing/2017/model3d" xmlns:o="urn:schemas-microsoft-com:office:office" xmlns:oel="http://schemas.microsoft.com/office/2019/extlst" xmlns:r="http://schemas.openxmlformats.org/officeDocument/2006/relationships" xmlns:m="http://schemas.openxmlformats.org/officeDocument/2006/math" xmlns:v="urn:schemas-microsoft-com:vml" xmlns:wp14="http://schemas.microsoft.com/office/word/2010/wordprocessingDrawing" xmlns:wp="http://schemas.openxmlformats.org/drawingml/2006/wordprocessingDrawing" xmlns:w10="urn:schemas-microsoft-com:office:word" xmlns:w="http://schemas.openxmlformats.org/wordprocessingml/2006/main" xmlns:w14="http://schemas.microsoft.com/office/word/2010/wordml" xmlns:w15="http://schemas.microsoft.com/office/word/2012/wordml" xmlns:w16cex="http://schemas.microsoft.com/office/word/2018/wordml/cex" xmlns:w16cid="http://schemas.microsoft.com/office/word/2016/wordml/cid" xmlns:w16="http://schemas.microsoft.com/office/word/2018/wordml" xmlns:w16du="http://schemas.microsoft.com/office/word/2023/wordml/word16du" xmlns:w16sdtdh="http://schemas.microsoft.com/office/word/2020/wordml/sdtdatahash" xmlns:w16se="http://schemas.microsoft.com/office/word/2015/wordml/symex" xmlns:wpg="http://schemas.microsoft.com/office/word/2010/wordprocessingGroup" xmlns:wpi="http://schemas.microsoft.com/office/word/2010/wordprocessingInk" xmlns:wne="http://schemas.microsoft.com/office/word/2006/wordml" xmlns:wps="http://schemas.microsoft.com/office/word/2010/wordprocessingShape" mc:Ignorable="w14 w15 w16se w16cid w16 w16cex w16sdtdh w16du wp14">
+<w:ftr xmlns:wpc="http://schemas.microsoft.com/office/word/2010/wordprocessingCanvas" xmlns:cx="http://schemas.microsoft.com/office/drawing/2014/chartex" xmlns:cx1="http://schemas.microsoft.com/office/drawing/2015/9/8/chartex" xmlns:cx2="http://schemas.microsoft.com/office/drawing/2015/10/21/chartex" xmlns:cx3="http://schemas.microsoft.com/office/drawing/2016/5/9/chartex" xmlns:cx4="http://schemas.microsoft.com/office/drawing/2016/5/10/chartex" xmlns:cx5="http://schemas.microsoft.com/office/drawing/2016/5/11/chartex" xmlns:cx6="http://schemas.microsoft.com/office/drawing/2016/5/12/chartex" xmlns:cx7="http://schemas.microsoft.com/office/drawing/2016/5/13/chartex" xmlns:cx8="http://schemas.microsoft.com/office/drawing/2016/5/14/chartex" xmlns:mc="http://schemas.openxmlformats.org/markup-compatibility/2006" xmlns:aink="http://schemas.microsoft.com/office/drawing/2016/ink" xmlns:am3d="http://schemas.microsoft.com/office/drawing/2017/model3d" xmlns:o="urn:schemas-microsoft-com:office:office" xmlns:oel="http://schemas.microsoft.com/office/2019/extlst" xmlns:r="http://schemas.openxmlformats.org/officeDocument/2006/relationships" xmlns:m="http://schemas.openxmlformats.org/officeDocument/2006/math" xmlns:v="urn:schemas-microsoft-com:vml" xmlns:wp14="http://schemas.microsoft.com/office/word/2010/wordprocessingDrawing" xmlns:wp="http://schemas.openxmlformats.org/drawingml/2006/wordprocessingDrawing" xmlns:w10="urn:schemas-microsoft-com:office:word" xmlns:w="http://schemas.openxmlformats.org/wordprocessingml/2006/main" xmlns:w14="http://schemas.microsoft.com/office/word/2010/wordml" xmlns:w15="http://schemas.microsoft.com/office/word/2012/wordml" xmlns:w16cex="http://schemas.microsoft.com/office/word/2018/wordml/cex" xmlns:w16cid="http://schemas.microsoft.com/office/word/2016/wordml/cid" xmlns:w16="http://schemas.microsoft.com/office/word/2018/wordml" xmlns:w16du="http://schemas.microsoft.com/office/word/2023/wordml/word16du" xmlns:w16sdtdh="http://schemas.microsoft.com/office/word/2020/wordml/sdtdatahash" xmlns:w16sdtfl="http://schemas.microsoft.com/office/word/2024/wordml/sdtformatlock" xmlns:w16se="http://schemas.microsoft.com/office/word/2015/wordml/symex" xmlns:wpg="http://schemas.microsoft.com/office/word/2010/wordprocessingGroup" xmlns:wpi="http://schemas.microsoft.com/office/word/2010/wordprocessingInk" xmlns:wne="http://schemas.microsoft.com/office/word/2006/wordml" xmlns:wps="http://schemas.microsoft.com/office/word/2010/wordprocessingShape" mc:Ignorable="w14 w15 w16se w16cid w16 w16cex w16sdtdh w16sdtfl w16du wp14">
   <w:p>
     <w:pPr>
       <w:pStyle w:val="Piedepgina"/>
@@ -28603,7 +28559,7 @@
 </file>
 
 <file path=word/footnotes.xml><?xml version="1.0" encoding="utf-8"?>
-<w:footnotes xmlns:wpc="http://schemas.microsoft.com/office/word/2010/wordprocessingCanvas" xmlns:cx="http://schemas.microsoft.com/office/drawing/2014/chartex" xmlns:cx1="http://schemas.microsoft.com/office/drawing/2015/9/8/chartex" xmlns:cx2="http://schemas.microsoft.com/office/drawing/2015/10/21/chartex" xmlns:cx3="http://schemas.microsoft.com/office/drawing/2016/5/9/chartex" xmlns:cx4="http://schemas.microsoft.com/office/drawing/2016/5/10/chartex" xmlns:cx5="http://schemas.microsoft.com/office/drawing/2016/5/11/chartex" xmlns:cx6="http://schemas.microsoft.com/office/drawing/2016/5/12/chartex" xmlns:cx7="http://schemas.microsoft.com/office/drawing/2016/5/13/chartex" xmlns:cx8="http://schemas.microsoft.com/office/drawing/2016/5/14/chartex" xmlns:mc="http://schemas.openxmlformats.org/markup-compatibility/2006" xmlns:aink="http://schemas.microsoft.com/office/drawing/2016/ink" xmlns:am3d="http://schemas.microsoft.com/office/drawing/2017/model3d" xmlns:o="urn:schemas-microsoft-com:office:office" xmlns:oel="http://schemas.microsoft.com/office/2019/extlst" xmlns:r="http://schemas.openxmlformats.org/officeDocument/2006/relationships" xmlns:m="http://schemas.openxmlformats.org/officeDocument/2006/math" xmlns:v="urn:schemas-microsoft-com:vml" xmlns:wp14="http://schemas.microsoft.com/office/word/2010/wordprocessingDrawing" xmlns:wp="http://schemas.openxmlformats.org/drawingml/2006/wordprocessingDrawing" xmlns:w10="urn:schemas-microsoft-com:office:word" xmlns:w="http://schemas.openxmlformats.org/wordprocessingml/2006/main" xmlns:w14="http://schemas.microsoft.com/office/word/2010/wordml" xmlns:w15="http://schemas.microsoft.com/office/word/2012/wordml" xmlns:w16cex="http://schemas.microsoft.com/office/word/2018/wordml/cex" xmlns:w16cid="http://schemas.microsoft.com/office/word/2016/wordml/cid" xmlns:w16="http://schemas.microsoft.com/office/word/2018/wordml" xmlns:w16du="http://schemas.microsoft.com/office/word/2023/wordml/word16du" xmlns:w16sdtdh="http://schemas.microsoft.com/office/word/2020/wordml/sdtdatahash" xmlns:w16se="http://schemas.microsoft.com/office/word/2015/wordml/symex" xmlns:wpg="http://schemas.microsoft.com/office/word/2010/wordprocessingGroup" xmlns:wpi="http://schemas.microsoft.com/office/word/2010/wordprocessingInk" xmlns:wne="http://schemas.microsoft.com/office/word/2006/wordml" xmlns:wps="http://schemas.microsoft.com/office/word/2010/wordprocessingShape" mc:Ignorable="w14 w15 w16se w16cid w16 w16cex w16sdtdh w16du wp14">
+<w:footnotes xmlns:wpc="http://schemas.microsoft.com/office/word/2010/wordprocessingCanvas" xmlns:cx="http://schemas.microsoft.com/office/drawing/2014/chartex" xmlns:cx1="http://schemas.microsoft.com/office/drawing/2015/9/8/chartex" xmlns:cx2="http://schemas.microsoft.com/office/drawing/2015/10/21/chartex" xmlns:cx3="http://schemas.microsoft.com/office/drawing/2016/5/9/chartex" xmlns:cx4="http://schemas.microsoft.com/office/drawing/2016/5/10/chartex" xmlns:cx5="http://schemas.microsoft.com/office/drawing/2016/5/11/chartex" xmlns:cx6="http://schemas.microsoft.com/office/drawing/2016/5/12/chartex" xmlns:cx7="http://schemas.microsoft.com/office/drawing/2016/5/13/chartex" xmlns:cx8="http://schemas.microsoft.com/office/drawing/2016/5/14/chartex" xmlns:mc="http://schemas.openxmlformats.org/markup-compatibility/2006" xmlns:aink="http://schemas.microsoft.com/office/drawing/2016/ink" xmlns:am3d="http://schemas.microsoft.com/office/drawing/2017/model3d" xmlns:o="urn:schemas-microsoft-com:office:office" xmlns:oel="http://schemas.microsoft.com/office/2019/extlst" xmlns:r="http://schemas.openxmlformats.org/officeDocument/2006/relationships" xmlns:m="http://schemas.openxmlformats.org/officeDocument/2006/math" xmlns:v="urn:schemas-microsoft-com:vml" xmlns:wp14="http://schemas.microsoft.com/office/word/2010/wordprocessingDrawing" xmlns:wp="http://schemas.openxmlformats.org/drawingml/2006/wordprocessingDrawing" xmlns:w10="urn:schemas-microsoft-com:office:word" xmlns:w="http://schemas.openxmlformats.org/wordprocessingml/2006/main" xmlns:w14="http://schemas.microsoft.com/office/word/2010/wordml" xmlns:w15="http://schemas.microsoft.com/office/word/2012/wordml" xmlns:w16cex="http://schemas.microsoft.com/office/word/2018/wordml/cex" xmlns:w16cid="http://schemas.microsoft.com/office/word/2016/wordml/cid" xmlns:w16="http://schemas.microsoft.com/office/word/2018/wordml" xmlns:w16du="http://schemas.microsoft.com/office/word/2023/wordml/word16du" xmlns:w16sdtdh="http://schemas.microsoft.com/office/word/2020/wordml/sdtdatahash" xmlns:w16sdtfl="http://schemas.microsoft.com/office/word/2024/wordml/sdtformatlock" xmlns:w16se="http://schemas.microsoft.com/office/word/2015/wordml/symex" xmlns:wpg="http://schemas.microsoft.com/office/word/2010/wordprocessingGroup" xmlns:wpi="http://schemas.microsoft.com/office/word/2010/wordprocessingInk" xmlns:wne="http://schemas.microsoft.com/office/word/2006/wordml" xmlns:wps="http://schemas.microsoft.com/office/word/2010/wordprocessingShape" mc:Ignorable="w14 w15 w16se w16cid w16 w16cex w16sdtdh w16sdtfl w16du wp14">
   <w:footnote w:type="separator" w:id="-1">
     <w:p>
       <w:pPr>
@@ -28628,7 +28584,7 @@
 </file>
 
 <file path=word/header1.xml><?xml version="1.0" encoding="utf-8"?>
-<w:hdr xmlns:wpc="http://schemas.microsoft.com/office/word/2010/wordprocessingCanvas" xmlns:cx="http://schemas.microsoft.com/office/drawing/2014/chartex" xmlns:cx1="http://schemas.microsoft.com/office/drawing/2015/9/8/chartex" xmlns:cx2="http://schemas.microsoft.com/office/drawing/2015/10/21/chartex" xmlns:cx3="http://schemas.microsoft.com/office/drawing/2016/5/9/chartex" xmlns:cx4="http://schemas.microsoft.com/office/drawing/2016/5/10/chartex" xmlns:cx5="http://schemas.microsoft.com/office/drawing/2016/5/11/chartex" xmlns:cx6="http://schemas.microsoft.com/office/drawing/2016/5/12/chartex" xmlns:cx7="http://schemas.microsoft.com/office/drawing/2016/5/13/chartex" xmlns:cx8="http://schemas.microsoft.com/office/drawing/2016/5/14/chartex" xmlns:mc="http://schemas.openxmlformats.org/markup-compatibility/2006" xmlns:aink="http://schemas.microsoft.com/office/drawing/2016/ink" xmlns:am3d="http://schemas.microsoft.com/office/drawing/2017/model3d" xmlns:o="urn:schemas-microsoft-com:office:office" xmlns:oel="http://schemas.microsoft.com/office/2019/extlst" xmlns:r="http://schemas.openxmlformats.org/officeDocument/2006/relationships" xmlns:m="http://schemas.openxmlformats.org/officeDocument/2006/math" xmlns:v="urn:schemas-microsoft-com:vml" xmlns:wp14="http://schemas.microsoft.com/office/word/2010/wordprocessingDrawing" xmlns:wp="http://schemas.openxmlformats.org/drawingml/2006/wordprocessingDrawing" xmlns:w10="urn:schemas-microsoft-com:office:word" xmlns:w="http://schemas.openxmlformats.org/wordprocessingml/2006/main" xmlns:w14="http://schemas.microsoft.com/office/word/2010/wordml" xmlns:w15="http://schemas.microsoft.com/office/word/2012/wordml" xmlns:w16cex="http://schemas.microsoft.com/office/word/2018/wordml/cex" xmlns:w16cid="http://schemas.microsoft.com/office/word/2016/wordml/cid" xmlns:w16="http://schemas.microsoft.com/office/word/2018/wordml" xmlns:w16du="http://schemas.microsoft.com/office/word/2023/wordml/word16du" xmlns:w16sdtdh="http://schemas.microsoft.com/office/word/2020/wordml/sdtdatahash" xmlns:w16se="http://schemas.microsoft.com/office/word/2015/wordml/symex" xmlns:wpg="http://schemas.microsoft.com/office/word/2010/wordprocessingGroup" xmlns:wpi="http://schemas.microsoft.com/office/word/2010/wordprocessingInk" xmlns:wne="http://schemas.microsoft.com/office/word/2006/wordml" xmlns:wps="http://schemas.microsoft.com/office/word/2010/wordprocessingShape" mc:Ignorable="w14 w15 w16se w16cid w16 w16cex w16sdtdh w16du wp14">
+<w:hdr xmlns:wpc="http://schemas.microsoft.com/office/word/2010/wordprocessingCanvas" xmlns:cx="http://schemas.microsoft.com/office/drawing/2014/chartex" xmlns:cx1="http://schemas.microsoft.com/office/drawing/2015/9/8/chartex" xmlns:cx2="http://schemas.microsoft.com/office/drawing/2015/10/21/chartex" xmlns:cx3="http://schemas.microsoft.com/office/drawing/2016/5/9/chartex" xmlns:cx4="http://schemas.microsoft.com/office/drawing/2016/5/10/chartex" xmlns:cx5="http://schemas.microsoft.com/office/drawing/2016/5/11/chartex" xmlns:cx6="http://schemas.microsoft.com/office/drawing/2016/5/12/chartex" xmlns:cx7="http://schemas.microsoft.com/office/drawing/2016/5/13/chartex" xmlns:cx8="http://schemas.microsoft.com/office/drawing/2016/5/14/chartex" xmlns:mc="http://schemas.openxmlformats.org/markup-compatibility/2006" xmlns:aink="http://schemas.microsoft.com/office/drawing/2016/ink" xmlns:am3d="http://schemas.microsoft.com/office/drawing/2017/model3d" xmlns:o="urn:schemas-microsoft-com:office:office" xmlns:oel="http://schemas.microsoft.com/office/2019/extlst" xmlns:r="http://schemas.openxmlformats.org/officeDocument/2006/relationships" xmlns:m="http://schemas.openxmlformats.org/officeDocument/2006/math" xmlns:v="urn:schemas-microsoft-com:vml" xmlns:wp14="http://schemas.microsoft.com/office/word/2010/wordprocessingDrawing" xmlns:wp="http://schemas.openxmlformats.org/drawingml/2006/wordprocessingDrawing" xmlns:w10="urn:schemas-microsoft-com:office:word" xmlns:w="http://schemas.openxmlformats.org/wordprocessingml/2006/main" xmlns:w14="http://schemas.microsoft.com/office/word/2010/wordml" xmlns:w15="http://schemas.microsoft.com/office/word/2012/wordml" xmlns:w16cex="http://schemas.microsoft.com/office/word/2018/wordml/cex" xmlns:w16cid="http://schemas.microsoft.com/office/word/2016/wordml/cid" xmlns:w16="http://schemas.microsoft.com/office/word/2018/wordml" xmlns:w16du="http://schemas.microsoft.com/office/word/2023/wordml/word16du" xmlns:w16sdtdh="http://schemas.microsoft.com/office/word/2020/wordml/sdtdatahash" xmlns:w16sdtfl="http://schemas.microsoft.com/office/word/2024/wordml/sdtformatlock" xmlns:w16se="http://schemas.microsoft.com/office/word/2015/wordml/symex" xmlns:wpg="http://schemas.microsoft.com/office/word/2010/wordprocessingGroup" xmlns:wpi="http://schemas.microsoft.com/office/word/2010/wordprocessingInk" xmlns:wne="http://schemas.microsoft.com/office/word/2006/wordml" xmlns:wps="http://schemas.microsoft.com/office/word/2010/wordprocessingShape" mc:Ignorable="w14 w15 w16se w16cid w16 w16cex w16sdtdh w16sdtfl w16du wp14">
   <w:tbl>
     <w:tblPr>
       <w:tblStyle w:val="Tablaconcuadrcula"/>
@@ -28918,7 +28874,7 @@
 </file>
 
 <file path=word/numbering.xml><?xml version="1.0" encoding="utf-8"?>
-<w:numbering xmlns:wpc="http://schemas.microsoft.com/office/word/2010/wordprocessingCanvas" xmlns:cx="http://schemas.microsoft.com/office/drawing/2014/chartex" xmlns:cx1="http://schemas.microsoft.com/office/drawing/2015/9/8/chartex" xmlns:cx2="http://schemas.microsoft.com/office/drawing/2015/10/21/chartex" xmlns:cx3="http://schemas.microsoft.com/office/drawing/2016/5/9/chartex" xmlns:cx4="http://schemas.microsoft.com/office/drawing/2016/5/10/chartex" xmlns:cx5="http://schemas.microsoft.com/office/drawing/2016/5/11/chartex" xmlns:cx6="http://schemas.microsoft.com/office/drawing/2016/5/12/chartex" xmlns:cx7="http://schemas.microsoft.com/office/drawing/2016/5/13/chartex" xmlns:cx8="http://schemas.microsoft.com/office/drawing/2016/5/14/chartex" xmlns:mc="http://schemas.openxmlformats.org/markup-compatibility/2006" xmlns:aink="http://schemas.microsoft.com/office/drawing/2016/ink" xmlns:am3d="http://schemas.microsoft.com/office/drawing/2017/model3d" xmlns:o="urn:schemas-microsoft-com:office:office" xmlns:oel="http://schemas.microsoft.com/office/2019/extlst" xmlns:r="http://schemas.openxmlformats.org/officeDocument/2006/relationships" xmlns:m="http://schemas.openxmlformats.org/officeDocument/2006/math" xmlns:v="urn:schemas-microsoft-com:vml" xmlns:wp14="http://schemas.microsoft.com/office/word/2010/wordprocessingDrawing" xmlns:wp="http://schemas.openxmlformats.org/drawingml/2006/wordprocessingDrawing" xmlns:w10="urn:schemas-microsoft-com:office:word" xmlns:w="http://schemas.openxmlformats.org/wordprocessingml/2006/main" xmlns:w14="http://schemas.microsoft.com/office/word/2010/wordml" xmlns:w15="http://schemas.microsoft.com/office/word/2012/wordml" xmlns:w16cex="http://schemas.microsoft.com/office/word/2018/wordml/cex" xmlns:w16cid="http://schemas.microsoft.com/office/word/2016/wordml/cid" xmlns:w16="http://schemas.microsoft.com/office/word/2018/wordml" xmlns:w16du="http://schemas.microsoft.com/office/word/2023/wordml/word16du" xmlns:w16sdtdh="http://schemas.microsoft.com/office/word/2020/wordml/sdtdatahash" xmlns:w16se="http://schemas.microsoft.com/office/word/2015/wordml/symex" xmlns:wpg="http://schemas.microsoft.com/office/word/2010/wordprocessingGroup" xmlns:wpi="http://schemas.microsoft.com/office/word/2010/wordprocessingInk" xmlns:wne="http://schemas.microsoft.com/office/word/2006/wordml" xmlns:wps="http://schemas.microsoft.com/office/word/2010/wordprocessingShape" mc:Ignorable="w14 w15 w16se w16cid w16 w16cex w16sdtdh w16du wp14">
+<w:numbering xmlns:wpc="http://schemas.microsoft.com/office/word/2010/wordprocessingCanvas" xmlns:cx="http://schemas.microsoft.com/office/drawing/2014/chartex" xmlns:cx1="http://schemas.microsoft.com/office/drawing/2015/9/8/chartex" xmlns:cx2="http://schemas.microsoft.com/office/drawing/2015/10/21/chartex" xmlns:cx3="http://schemas.microsoft.com/office/drawing/2016/5/9/chartex" xmlns:cx4="http://schemas.microsoft.com/office/drawing/2016/5/10/chartex" xmlns:cx5="http://schemas.microsoft.com/office/drawing/2016/5/11/chartex" xmlns:cx6="http://schemas.microsoft.com/office/drawing/2016/5/12/chartex" xmlns:cx7="http://schemas.microsoft.com/office/drawing/2016/5/13/chartex" xmlns:cx8="http://schemas.microsoft.com/office/drawing/2016/5/14/chartex" xmlns:mc="http://schemas.openxmlformats.org/markup-compatibility/2006" xmlns:aink="http://schemas.microsoft.com/office/drawing/2016/ink" xmlns:am3d="http://schemas.microsoft.com/office/drawing/2017/model3d" xmlns:o="urn:schemas-microsoft-com:office:office" xmlns:oel="http://schemas.microsoft.com/office/2019/extlst" xmlns:r="http://schemas.openxmlformats.org/officeDocument/2006/relationships" xmlns:m="http://schemas.openxmlformats.org/officeDocument/2006/math" xmlns:v="urn:schemas-microsoft-com:vml" xmlns:wp14="http://schemas.microsoft.com/office/word/2010/wordprocessingDrawing" xmlns:wp="http://schemas.openxmlformats.org/drawingml/2006/wordprocessingDrawing" xmlns:w10="urn:schemas-microsoft-com:office:word" xmlns:w="http://schemas.openxmlformats.org/wordprocessingml/2006/main" xmlns:w14="http://schemas.microsoft.com/office/word/2010/wordml" xmlns:w15="http://schemas.microsoft.com/office/word/2012/wordml" xmlns:w16cex="http://schemas.microsoft.com/office/word/2018/wordml/cex" xmlns:w16cid="http://schemas.microsoft.com/office/word/2016/wordml/cid" xmlns:w16="http://schemas.microsoft.com/office/word/2018/wordml" xmlns:w16du="http://schemas.microsoft.com/office/word/2023/wordml/word16du" xmlns:w16sdtdh="http://schemas.microsoft.com/office/word/2020/wordml/sdtdatahash" xmlns:w16sdtfl="http://schemas.microsoft.com/office/word/2024/wordml/sdtformatlock" xmlns:w16se="http://schemas.microsoft.com/office/word/2015/wordml/symex" xmlns:wpg="http://schemas.microsoft.com/office/word/2010/wordprocessingGroup" xmlns:wpi="http://schemas.microsoft.com/office/word/2010/wordprocessingInk" xmlns:wne="http://schemas.microsoft.com/office/word/2006/wordml" xmlns:wps="http://schemas.microsoft.com/office/word/2010/wordprocessingShape" mc:Ignorable="w14 w15 w16se w16cid w16 w16cex w16sdtdh w16sdtfl w16du wp14">
   <w:abstractNum w:abstractNumId="0" w15:restartNumberingAfterBreak="0">
     <w:nsid w:val="05A65B82"/>
     <w:multiLevelType w:val="hybridMultilevel"/>
@@ -32974,7 +32930,7 @@
 </file>
 
 <file path=word/styles.xml><?xml version="1.0" encoding="utf-8"?>
-<w:styles xmlns:mc="http://schemas.openxmlformats.org/markup-compatibility/2006" xmlns:r="http://schemas.openxmlformats.org/officeDocument/2006/relationships" xmlns:w="http://schemas.openxmlformats.org/wordprocessingml/2006/main" xmlns:w14="http://schemas.microsoft.com/office/word/2010/wordml" xmlns:w15="http://schemas.microsoft.com/office/word/2012/wordml" xmlns:w16cex="http://schemas.microsoft.com/office/word/2018/wordml/cex" xmlns:w16cid="http://schemas.microsoft.com/office/word/2016/wordml/cid" xmlns:w16="http://schemas.microsoft.com/office/word/2018/wordml" xmlns:w16du="http://schemas.microsoft.com/office/word/2023/wordml/word16du" xmlns:w16sdtdh="http://schemas.microsoft.com/office/word/2020/wordml/sdtdatahash" xmlns:w16se="http://schemas.microsoft.com/office/word/2015/wordml/symex" mc:Ignorable="w14 w15 w16se w16cid w16 w16cex w16sdtdh w16du">
+<w:styles xmlns:mc="http://schemas.openxmlformats.org/markup-compatibility/2006" xmlns:r="http://schemas.openxmlformats.org/officeDocument/2006/relationships" xmlns:w="http://schemas.openxmlformats.org/wordprocessingml/2006/main" xmlns:w14="http://schemas.microsoft.com/office/word/2010/wordml" xmlns:w15="http://schemas.microsoft.com/office/word/2012/wordml" xmlns:w16cex="http://schemas.microsoft.com/office/word/2018/wordml/cex" xmlns:w16cid="http://schemas.microsoft.com/office/word/2016/wordml/cid" xmlns:w16="http://schemas.microsoft.com/office/word/2018/wordml" xmlns:w16du="http://schemas.microsoft.com/office/word/2023/wordml/word16du" xmlns:w16sdtdh="http://schemas.microsoft.com/office/word/2020/wordml/sdtdatahash" xmlns:w16sdtfl="http://schemas.microsoft.com/office/word/2024/wordml/sdtformatlock" xmlns:w16se="http://schemas.microsoft.com/office/word/2015/wordml/symex" mc:Ignorable="w14 w15 w16se w16cid w16 w16cex w16sdtdh w16sdtfl w16du">
   <w:docDefaults>
     <w:rPrDefault>
       <w:rPr>
@@ -33992,7 +33948,7 @@
       </w:tblBorders>
     </w:tblPr>
   </w:style>
-  <w:style w:type="character" w:styleId="Textoennegrita">
+  <w:style w:type="character" w:styleId="Fuerte">
     <w:name w:val="Strong"/>
     <w:basedOn w:val="Fuentedeprrafopredeter"/>
     <w:uiPriority w:val="22"/>
